--- a/中秋博饼活动策划框架.docx
+++ b/中秋博饼活动策划框架.docx
@@ -1207,6 +1207,2199 @@
       </w:r>
       <w:r/>
     </w:p>
+    <w:p>
+      <w:pPr>
+        <w:spacing w:line="384" w:lineRule="auto"/>
+      </w:pPr>
+      <w:r>
+        <w:rPr>
+          <w:rFonts w:ascii="SimSun" w:hAnsi="SimSun"/>
+          <w:color w:val="222222"/>
+          <w:sz w:val="24"/>
+        </w:rPr>
+        <w:t>按</w:t>
+      </w:r>
+      <w:r>
+        <w:rPr>
+          <w:rFonts w:ascii="SimSun" w:hAnsi="SimSun"/>
+          <w:color w:val="222222"/>
+          <w:sz w:val="24"/>
+        </w:rPr>
+        <w:t xml:space="preserve"> 10 </w:t>
+      </w:r>
+      <w:r>
+        <w:rPr>
+          <w:rFonts w:ascii="SimSun" w:hAnsi="SimSun"/>
+          <w:color w:val="222222"/>
+          <w:sz w:val="24"/>
+        </w:rPr>
+        <w:t>桌（每桌约</w:t>
+      </w:r>
+      <w:r>
+        <w:rPr>
+          <w:rFonts w:ascii="SimSun" w:hAnsi="SimSun"/>
+          <w:color w:val="222222"/>
+          <w:sz w:val="24"/>
+        </w:rPr>
+        <w:t xml:space="preserve"> 10 </w:t>
+      </w:r>
+      <w:r>
+        <w:rPr>
+          <w:rFonts w:ascii="SimSun" w:hAnsi="SimSun"/>
+          <w:color w:val="222222"/>
+          <w:sz w:val="24"/>
+        </w:rPr>
+        <w:t>人）估算，奖品按传统博饼六档奖级</w:t>
+      </w:r>
+      <w:r>
+        <w:rPr>
+          <w:rFonts w:ascii="SimSun" w:hAnsi="SimSun"/>
+          <w:color w:val="222222"/>
+          <w:sz w:val="24"/>
+        </w:rPr>
+        <w:t xml:space="preserve"> + </w:t>
+      </w:r>
+      <w:r>
+        <w:rPr>
+          <w:rFonts w:ascii="SimSun" w:hAnsi="SimSun"/>
+          <w:color w:val="222222"/>
+          <w:sz w:val="24"/>
+        </w:rPr>
+        <w:t>王中王配置；其余为参考区间。</w:t>
+      </w:r>
+      <w:r/>
+    </w:p>
+    <w:p>
+      <w:pPr>
+        <w:spacing w:line="384" w:lineRule="auto"/>
+      </w:pPr>
+      <w:r>
+        <w:rPr>
+          <w:rFonts w:ascii="SimSun" w:hAnsi="SimSun"/>
+          <w:color w:val="222222"/>
+          <w:sz w:val="24"/>
+        </w:rPr>
+        <w:t xml:space="preserve">1. </w:t>
+      </w:r>
+      <w:r>
+        <w:rPr>
+          <w:rFonts w:ascii="SimSun" w:hAnsi="SimSun"/>
+          <w:color w:val="222222"/>
+          <w:sz w:val="24"/>
+        </w:rPr>
+        <w:t>奖品采购（</w:t>
+      </w:r>
+      <w:r>
+        <w:rPr>
+          <w:rFonts w:ascii="SimSun" w:hAnsi="SimSun"/>
+          <w:color w:val="222222"/>
+          <w:sz w:val="24"/>
+        </w:rPr>
+        <w:t xml:space="preserve">10 </w:t>
+      </w:r>
+      <w:r>
+        <w:rPr>
+          <w:rFonts w:ascii="SimSun" w:hAnsi="SimSun"/>
+          <w:color w:val="222222"/>
+          <w:sz w:val="24"/>
+        </w:rPr>
+        <w:t>桌标准，全场约</w:t>
+      </w:r>
+      <w:r>
+        <w:rPr>
+          <w:rFonts w:ascii="SimSun" w:hAnsi="SimSun"/>
+          <w:color w:val="222222"/>
+          <w:sz w:val="24"/>
+        </w:rPr>
+        <w:t xml:space="preserve"> 100 </w:t>
+      </w:r>
+      <w:r>
+        <w:rPr>
+          <w:rFonts w:ascii="SimSun" w:hAnsi="SimSun"/>
+          <w:color w:val="222222"/>
+          <w:sz w:val="24"/>
+        </w:rPr>
+        <w:t>人）</w:t>
+      </w:r>
+      <w:r/>
+    </w:p>
+    <w:tbl>
+      <w:tblPr>
+        <w:tblW w:type="pct" w:w="5000"/>
+        <w:tblLook w:firstColumn="1" w:firstRow="1" w:lastColumn="0" w:lastRow="0" w:noHBand="0" w:noVBand="1" w:val="04A0"/>
+        <w:tblLayout w:type="autofit"/>
+      </w:tblPr>
+      <w:tblGrid>
+        <w:gridCol w:w="1234"/>
+        <w:gridCol w:w="1234"/>
+        <w:gridCol w:w="1234"/>
+        <w:gridCol w:w="1234"/>
+        <w:gridCol w:w="1234"/>
+        <w:gridCol w:w="1234"/>
+        <w:gridCol w:w="1234"/>
+      </w:tblGrid>
+      <w:tr>
+        <w:tc>
+          <w:tcPr>
+            <w:tcW w:type="dxa" w:w="1234"/>
+            <w:shd w:fill="A63A2B" w:val="clear" w:color="auto"/>
+            <w:tcBorders>
+              <w:top w:val="single" w:sz="6" w:space="0" w:color="A63A2B"/>
+              <w:bottom w:val="single" w:sz="6" w:space="0" w:color="A63A2B"/>
+              <w:left w:val="single" w:sz="6" w:space="0" w:color="A63A2B"/>
+              <w:right w:val="single" w:sz="6" w:space="0" w:color="A63A2B"/>
+            </w:tcBorders>
+            <w:vAlign w:val="center"/>
+            <w:tcMar>
+              <w:top w:w="80" w:type="dxa"/>
+              <w:bottom w:w="80" w:type="dxa"/>
+              <w:left w:w="120" w:type="dxa"/>
+              <w:right w:w="120" w:type="dxa"/>
+            </w:tcMar>
+          </w:tcPr>
+          <w:p>
+            <w:pPr>
+              <w:jc w:val="left"/>
+              <w:spacing w:line="240" w:lineRule="auto" w:before="55" w:after="55"/>
+            </w:pPr>
+            <w:r>
+              <w:rPr>
+                <w:rFonts w:ascii="SimHei" w:hAnsi="SimHei" w:eastAsia="SimHei" w:hint="eastAsia"/>
+                <w:b/>
+                <w:color w:val="FFFFFF"/>
+                <w:sz w:val="22"/>
+              </w:rPr>
+              <w:t>奖级</w:t>
+            </w:r>
+          </w:p>
+        </w:tc>
+        <w:tc>
+          <w:tcPr>
+            <w:tcW w:type="dxa" w:w="1234"/>
+            <w:shd w:fill="A63A2B" w:val="clear" w:color="auto"/>
+            <w:tcBorders>
+              <w:top w:val="single" w:sz="6" w:space="0" w:color="A63A2B"/>
+              <w:bottom w:val="single" w:sz="6" w:space="0" w:color="A63A2B"/>
+              <w:left w:val="single" w:sz="6" w:space="0" w:color="A63A2B"/>
+              <w:right w:val="single" w:sz="6" w:space="0" w:color="A63A2B"/>
+            </w:tcBorders>
+            <w:vAlign w:val="center"/>
+            <w:tcMar>
+              <w:top w:w="80" w:type="dxa"/>
+              <w:bottom w:w="80" w:type="dxa"/>
+              <w:left w:w="120" w:type="dxa"/>
+              <w:right w:w="120" w:type="dxa"/>
+            </w:tcMar>
+          </w:tcPr>
+          <w:p>
+            <w:pPr>
+              <w:jc w:val="left"/>
+              <w:spacing w:line="240" w:lineRule="auto" w:before="55" w:after="55"/>
+            </w:pPr>
+            <w:r>
+              <w:rPr>
+                <w:rFonts w:ascii="SimHei" w:hAnsi="SimHei" w:eastAsia="SimHei" w:hint="eastAsia"/>
+                <w:b/>
+                <w:color w:val="FFFFFF"/>
+                <w:sz w:val="22"/>
+              </w:rPr>
+              <w:t>判定规则</w:t>
+            </w:r>
+          </w:p>
+        </w:tc>
+        <w:tc>
+          <w:tcPr>
+            <w:tcW w:type="dxa" w:w="1234"/>
+            <w:shd w:fill="A63A2B" w:val="clear" w:color="auto"/>
+            <w:tcBorders>
+              <w:top w:val="single" w:sz="6" w:space="0" w:color="A63A2B"/>
+              <w:bottom w:val="single" w:sz="6" w:space="0" w:color="A63A2B"/>
+              <w:left w:val="single" w:sz="6" w:space="0" w:color="A63A2B"/>
+              <w:right w:val="single" w:sz="6" w:space="0" w:color="A63A2B"/>
+            </w:tcBorders>
+            <w:vAlign w:val="center"/>
+            <w:tcMar>
+              <w:top w:w="80" w:type="dxa"/>
+              <w:bottom w:w="80" w:type="dxa"/>
+              <w:left w:w="120" w:type="dxa"/>
+              <w:right w:w="120" w:type="dxa"/>
+            </w:tcMar>
+          </w:tcPr>
+          <w:p>
+            <w:pPr>
+              <w:jc w:val="left"/>
+              <w:spacing w:line="240" w:lineRule="auto" w:before="55" w:after="55"/>
+            </w:pPr>
+            <w:r>
+              <w:rPr>
+                <w:rFonts w:ascii="SimHei" w:hAnsi="SimHei" w:eastAsia="SimHei" w:hint="eastAsia"/>
+                <w:b/>
+                <w:color w:val="FFFFFF"/>
+                <w:sz w:val="22"/>
+              </w:rPr>
+              <w:t>每桌份数</w:t>
+            </w:r>
+          </w:p>
+        </w:tc>
+        <w:tc>
+          <w:tcPr>
+            <w:tcW w:type="dxa" w:w="1234"/>
+            <w:shd w:fill="A63A2B" w:val="clear" w:color="auto"/>
+            <w:tcBorders>
+              <w:top w:val="single" w:sz="6" w:space="0" w:color="A63A2B"/>
+              <w:bottom w:val="single" w:sz="6" w:space="0" w:color="A63A2B"/>
+              <w:left w:val="single" w:sz="6" w:space="0" w:color="A63A2B"/>
+              <w:right w:val="single" w:sz="6" w:space="0" w:color="A63A2B"/>
+            </w:tcBorders>
+            <w:vAlign w:val="center"/>
+            <w:tcMar>
+              <w:top w:w="80" w:type="dxa"/>
+              <w:bottom w:w="80" w:type="dxa"/>
+              <w:left w:w="120" w:type="dxa"/>
+              <w:right w:w="120" w:type="dxa"/>
+            </w:tcMar>
+          </w:tcPr>
+          <w:p>
+            <w:pPr>
+              <w:jc w:val="left"/>
+              <w:spacing w:line="240" w:lineRule="auto" w:before="55" w:after="55"/>
+            </w:pPr>
+            <w:r>
+              <w:rPr>
+                <w:rFonts w:ascii="SimHei" w:hAnsi="SimHei" w:eastAsia="SimHei" w:hint="eastAsia"/>
+                <w:b/>
+                <w:color w:val="FFFFFF"/>
+                <w:sz w:val="22"/>
+              </w:rPr>
+              <w:t>桌数</w:t>
+            </w:r>
+          </w:p>
+        </w:tc>
+        <w:tc>
+          <w:tcPr>
+            <w:tcW w:type="dxa" w:w="1234"/>
+            <w:shd w:fill="A63A2B" w:val="clear" w:color="auto"/>
+            <w:tcBorders>
+              <w:top w:val="single" w:sz="6" w:space="0" w:color="A63A2B"/>
+              <w:bottom w:val="single" w:sz="6" w:space="0" w:color="A63A2B"/>
+              <w:left w:val="single" w:sz="6" w:space="0" w:color="A63A2B"/>
+              <w:right w:val="single" w:sz="6" w:space="0" w:color="A63A2B"/>
+            </w:tcBorders>
+            <w:vAlign w:val="center"/>
+            <w:tcMar>
+              <w:top w:w="80" w:type="dxa"/>
+              <w:bottom w:w="80" w:type="dxa"/>
+              <w:left w:w="120" w:type="dxa"/>
+              <w:right w:w="120" w:type="dxa"/>
+            </w:tcMar>
+          </w:tcPr>
+          <w:p>
+            <w:pPr>
+              <w:jc w:val="left"/>
+              <w:spacing w:line="240" w:lineRule="auto" w:before="55" w:after="55"/>
+            </w:pPr>
+            <w:r>
+              <w:rPr>
+                <w:rFonts w:ascii="SimHei" w:hAnsi="SimHei" w:eastAsia="SimHei" w:hint="eastAsia"/>
+                <w:b/>
+                <w:color w:val="FFFFFF"/>
+                <w:sz w:val="22"/>
+              </w:rPr>
+              <w:t>总份数</w:t>
+            </w:r>
+          </w:p>
+        </w:tc>
+        <w:tc>
+          <w:tcPr>
+            <w:tcW w:type="dxa" w:w="1234"/>
+            <w:shd w:fill="A63A2B" w:val="clear" w:color="auto"/>
+            <w:tcBorders>
+              <w:top w:val="single" w:sz="6" w:space="0" w:color="A63A2B"/>
+              <w:bottom w:val="single" w:sz="6" w:space="0" w:color="A63A2B"/>
+              <w:left w:val="single" w:sz="6" w:space="0" w:color="A63A2B"/>
+              <w:right w:val="single" w:sz="6" w:space="0" w:color="A63A2B"/>
+            </w:tcBorders>
+            <w:vAlign w:val="center"/>
+            <w:tcMar>
+              <w:top w:w="80" w:type="dxa"/>
+              <w:bottom w:w="80" w:type="dxa"/>
+              <w:left w:w="120" w:type="dxa"/>
+              <w:right w:w="120" w:type="dxa"/>
+            </w:tcMar>
+          </w:tcPr>
+          <w:p>
+            <w:pPr>
+              <w:jc w:val="left"/>
+              <w:spacing w:line="240" w:lineRule="auto" w:before="55" w:after="55"/>
+            </w:pPr>
+            <w:r>
+              <w:rPr>
+                <w:rFonts w:ascii="SimHei" w:hAnsi="SimHei" w:eastAsia="SimHei" w:hint="eastAsia"/>
+                <w:b/>
+                <w:color w:val="FFFFFF"/>
+                <w:sz w:val="22"/>
+              </w:rPr>
+              <w:t>单价参考</w:t>
+            </w:r>
+          </w:p>
+        </w:tc>
+        <w:tc>
+          <w:tcPr>
+            <w:tcW w:type="dxa" w:w="1234"/>
+            <w:shd w:fill="A63A2B" w:val="clear" w:color="auto"/>
+            <w:tcBorders>
+              <w:top w:val="single" w:sz="6" w:space="0" w:color="A63A2B"/>
+              <w:bottom w:val="single" w:sz="6" w:space="0" w:color="A63A2B"/>
+              <w:left w:val="single" w:sz="6" w:space="0" w:color="A63A2B"/>
+              <w:right w:val="single" w:sz="6" w:space="0" w:color="A63A2B"/>
+            </w:tcBorders>
+            <w:vAlign w:val="center"/>
+            <w:tcMar>
+              <w:top w:w="80" w:type="dxa"/>
+              <w:bottom w:w="80" w:type="dxa"/>
+              <w:left w:w="120" w:type="dxa"/>
+              <w:right w:w="120" w:type="dxa"/>
+            </w:tcMar>
+          </w:tcPr>
+          <w:p>
+            <w:pPr>
+              <w:jc w:val="left"/>
+              <w:spacing w:line="240" w:lineRule="auto" w:before="55" w:after="55"/>
+            </w:pPr>
+            <w:r>
+              <w:rPr>
+                <w:rFonts w:ascii="SimHei" w:hAnsi="SimHei" w:eastAsia="SimHei" w:hint="eastAsia"/>
+                <w:b/>
+                <w:color w:val="FFFFFF"/>
+                <w:sz w:val="22"/>
+              </w:rPr>
+              <w:t>小计</w:t>
+            </w:r>
+          </w:p>
+        </w:tc>
+      </w:tr>
+      <w:tr>
+        <w:tc>
+          <w:tcPr>
+            <w:tcW w:type="dxa" w:w="1234"/>
+            <w:tcBorders>
+              <w:top w:val="single" w:sz="6" w:space="0" w:color="C9C9C9"/>
+              <w:bottom w:val="single" w:sz="6" w:space="0" w:color="C9C9C9"/>
+              <w:left w:val="single" w:sz="6" w:space="0" w:color="C9C9C9"/>
+              <w:right w:val="single" w:sz="6" w:space="0" w:color="C9C9C9"/>
+            </w:tcBorders>
+            <w:vAlign w:val="center"/>
+            <w:tcMar>
+              <w:top w:w="80" w:type="dxa"/>
+              <w:bottom w:w="80" w:type="dxa"/>
+              <w:left w:w="120" w:type="dxa"/>
+              <w:right w:w="120" w:type="dxa"/>
+            </w:tcMar>
+          </w:tcPr>
+          <w:p>
+            <w:pPr>
+              <w:spacing w:line="240" w:lineRule="auto" w:before="55" w:after="55"/>
+            </w:pPr>
+            <w:r>
+              <w:rPr>
+                <w:rFonts w:ascii="SimSun" w:hAnsi="SimSun" w:eastAsia="SimSun" w:hint="eastAsia"/>
+                <w:color w:val="222222"/>
+                <w:sz w:val="22"/>
+              </w:rPr>
+              <w:t>一秀</w:t>
+            </w:r>
+          </w:p>
+        </w:tc>
+        <w:tc>
+          <w:tcPr>
+            <w:tcW w:type="dxa" w:w="1234"/>
+            <w:tcBorders>
+              <w:top w:val="single" w:sz="6" w:space="0" w:color="C9C9C9"/>
+              <w:bottom w:val="single" w:sz="6" w:space="0" w:color="C9C9C9"/>
+              <w:left w:val="single" w:sz="6" w:space="0" w:color="C9C9C9"/>
+              <w:right w:val="single" w:sz="6" w:space="0" w:color="C9C9C9"/>
+            </w:tcBorders>
+            <w:vAlign w:val="center"/>
+            <w:tcMar>
+              <w:top w:w="80" w:type="dxa"/>
+              <w:bottom w:w="80" w:type="dxa"/>
+              <w:left w:w="120" w:type="dxa"/>
+              <w:right w:w="120" w:type="dxa"/>
+            </w:tcMar>
+          </w:tcPr>
+          <w:p>
+            <w:pPr>
+              <w:spacing w:line="240" w:lineRule="auto" w:before="55" w:after="55"/>
+            </w:pPr>
+            <w:r>
+              <w:rPr>
+                <w:rFonts w:ascii="SimSun" w:hAnsi="SimSun" w:eastAsia="SimSun" w:hint="eastAsia"/>
+                <w:color w:val="222222"/>
+                <w:sz w:val="22"/>
+              </w:rPr>
+              <w:t>掷出</w:t>
+            </w:r>
+            <w:r>
+              <w:rPr>
+                <w:rFonts w:ascii="SimSun" w:hAnsi="SimSun" w:eastAsia="SimSun" w:hint="eastAsia"/>
+                <w:color w:val="222222"/>
+                <w:sz w:val="22"/>
+              </w:rPr>
+              <w:t xml:space="preserve"> </w:t>
+            </w:r>
+            <w:r>
+              <w:rPr>
+                <w:rFonts w:ascii="SimSun" w:hAnsi="SimSun" w:eastAsia="SimSun" w:hint="eastAsia"/>
+                <w:color w:val="222222"/>
+                <w:sz w:val="22"/>
+              </w:rPr>
+              <w:t xml:space="preserve"> 1 </w:t>
+            </w:r>
+            <w:r>
+              <w:rPr>
+                <w:rFonts w:ascii="SimSun" w:hAnsi="SimSun" w:eastAsia="SimSun" w:hint="eastAsia"/>
+                <w:color w:val="222222"/>
+                <w:sz w:val="22"/>
+              </w:rPr>
+              <w:t xml:space="preserve"> </w:t>
+            </w:r>
+            <w:r>
+              <w:rPr>
+                <w:rFonts w:ascii="SimSun" w:hAnsi="SimSun" w:eastAsia="SimSun" w:hint="eastAsia"/>
+                <w:color w:val="222222"/>
+                <w:sz w:val="22"/>
+              </w:rPr>
+              <w:t>个四点</w:t>
+            </w:r>
+          </w:p>
+        </w:tc>
+        <w:tc>
+          <w:tcPr>
+            <w:tcW w:type="dxa" w:w="1234"/>
+            <w:tcBorders>
+              <w:top w:val="single" w:sz="6" w:space="0" w:color="C9C9C9"/>
+              <w:bottom w:val="single" w:sz="6" w:space="0" w:color="C9C9C9"/>
+              <w:left w:val="single" w:sz="6" w:space="0" w:color="C9C9C9"/>
+              <w:right w:val="single" w:sz="6" w:space="0" w:color="C9C9C9"/>
+            </w:tcBorders>
+            <w:vAlign w:val="center"/>
+            <w:tcMar>
+              <w:top w:w="80" w:type="dxa"/>
+              <w:bottom w:w="80" w:type="dxa"/>
+              <w:left w:w="120" w:type="dxa"/>
+              <w:right w:w="120" w:type="dxa"/>
+            </w:tcMar>
+          </w:tcPr>
+          <w:p>
+            <w:pPr>
+              <w:spacing w:line="240" w:lineRule="auto" w:before="55" w:after="55"/>
+            </w:pPr>
+            <w:r>
+              <w:rPr>
+                <w:rFonts w:ascii="SimSun" w:hAnsi="SimSun" w:eastAsia="SimSun" w:hint="eastAsia"/>
+                <w:color w:val="222222"/>
+                <w:sz w:val="22"/>
+              </w:rPr>
+              <w:t>32</w:t>
+            </w:r>
+          </w:p>
+        </w:tc>
+        <w:tc>
+          <w:tcPr>
+            <w:tcW w:type="dxa" w:w="1234"/>
+            <w:tcBorders>
+              <w:top w:val="single" w:sz="6" w:space="0" w:color="C9C9C9"/>
+              <w:bottom w:val="single" w:sz="6" w:space="0" w:color="C9C9C9"/>
+              <w:left w:val="single" w:sz="6" w:space="0" w:color="C9C9C9"/>
+              <w:right w:val="single" w:sz="6" w:space="0" w:color="C9C9C9"/>
+            </w:tcBorders>
+            <w:vAlign w:val="center"/>
+            <w:tcMar>
+              <w:top w:w="80" w:type="dxa"/>
+              <w:bottom w:w="80" w:type="dxa"/>
+              <w:left w:w="120" w:type="dxa"/>
+              <w:right w:w="120" w:type="dxa"/>
+            </w:tcMar>
+          </w:tcPr>
+          <w:p>
+            <w:pPr>
+              <w:spacing w:line="240" w:lineRule="auto" w:before="55" w:after="55"/>
+            </w:pPr>
+            <w:r>
+              <w:rPr>
+                <w:rFonts w:ascii="SimSun" w:hAnsi="SimSun" w:eastAsia="SimSun" w:hint="eastAsia"/>
+                <w:color w:val="222222"/>
+                <w:sz w:val="22"/>
+              </w:rPr>
+              <w:t>10</w:t>
+            </w:r>
+          </w:p>
+        </w:tc>
+        <w:tc>
+          <w:tcPr>
+            <w:tcW w:type="dxa" w:w="1234"/>
+            <w:tcBorders>
+              <w:top w:val="single" w:sz="6" w:space="0" w:color="C9C9C9"/>
+              <w:bottom w:val="single" w:sz="6" w:space="0" w:color="C9C9C9"/>
+              <w:left w:val="single" w:sz="6" w:space="0" w:color="C9C9C9"/>
+              <w:right w:val="single" w:sz="6" w:space="0" w:color="C9C9C9"/>
+            </w:tcBorders>
+            <w:vAlign w:val="center"/>
+            <w:tcMar>
+              <w:top w:w="80" w:type="dxa"/>
+              <w:bottom w:w="80" w:type="dxa"/>
+              <w:left w:w="120" w:type="dxa"/>
+              <w:right w:w="120" w:type="dxa"/>
+            </w:tcMar>
+          </w:tcPr>
+          <w:p>
+            <w:pPr>
+              <w:spacing w:line="240" w:lineRule="auto" w:before="55" w:after="55"/>
+            </w:pPr>
+            <w:r>
+              <w:rPr>
+                <w:rFonts w:ascii="SimSun" w:hAnsi="SimSun" w:eastAsia="SimSun" w:hint="eastAsia"/>
+                <w:color w:val="222222"/>
+                <w:sz w:val="22"/>
+              </w:rPr>
+              <w:t>320</w:t>
+            </w:r>
+          </w:p>
+        </w:tc>
+        <w:tc>
+          <w:tcPr>
+            <w:tcW w:type="dxa" w:w="1234"/>
+            <w:tcBorders>
+              <w:top w:val="single" w:sz="6" w:space="0" w:color="C9C9C9"/>
+              <w:bottom w:val="single" w:sz="6" w:space="0" w:color="C9C9C9"/>
+              <w:left w:val="single" w:sz="6" w:space="0" w:color="C9C9C9"/>
+              <w:right w:val="single" w:sz="6" w:space="0" w:color="C9C9C9"/>
+            </w:tcBorders>
+            <w:vAlign w:val="center"/>
+            <w:tcMar>
+              <w:top w:w="80" w:type="dxa"/>
+              <w:bottom w:w="80" w:type="dxa"/>
+              <w:left w:w="120" w:type="dxa"/>
+              <w:right w:w="120" w:type="dxa"/>
+            </w:tcMar>
+          </w:tcPr>
+          <w:p>
+            <w:pPr>
+              <w:spacing w:line="240" w:lineRule="auto" w:before="55" w:after="55"/>
+            </w:pPr>
+            <w:r>
+              <w:rPr>
+                <w:rFonts w:ascii="SimSun" w:hAnsi="SimSun" w:eastAsia="SimSun" w:hint="eastAsia"/>
+                <w:color w:val="222222"/>
+                <w:sz w:val="22"/>
+              </w:rPr>
+              <w:t>¥8</w:t>
+            </w:r>
+          </w:p>
+        </w:tc>
+        <w:tc>
+          <w:tcPr>
+            <w:tcW w:type="dxa" w:w="1234"/>
+            <w:tcBorders>
+              <w:top w:val="single" w:sz="6" w:space="0" w:color="C9C9C9"/>
+              <w:bottom w:val="single" w:sz="6" w:space="0" w:color="C9C9C9"/>
+              <w:left w:val="single" w:sz="6" w:space="0" w:color="C9C9C9"/>
+              <w:right w:val="single" w:sz="6" w:space="0" w:color="C9C9C9"/>
+            </w:tcBorders>
+            <w:vAlign w:val="center"/>
+            <w:tcMar>
+              <w:top w:w="80" w:type="dxa"/>
+              <w:bottom w:w="80" w:type="dxa"/>
+              <w:left w:w="120" w:type="dxa"/>
+              <w:right w:w="120" w:type="dxa"/>
+            </w:tcMar>
+          </w:tcPr>
+          <w:p>
+            <w:pPr>
+              <w:spacing w:line="240" w:lineRule="auto" w:before="55" w:after="55"/>
+            </w:pPr>
+            <w:r>
+              <w:rPr>
+                <w:rFonts w:ascii="SimSun" w:hAnsi="SimSun" w:eastAsia="SimSun" w:hint="eastAsia"/>
+                <w:color w:val="222222"/>
+                <w:sz w:val="22"/>
+              </w:rPr>
+              <w:t>¥2,560</w:t>
+            </w:r>
+          </w:p>
+        </w:tc>
+      </w:tr>
+      <w:tr>
+        <w:tc>
+          <w:tcPr>
+            <w:tcW w:type="dxa" w:w="1234"/>
+            <w:tcBorders>
+              <w:top w:val="single" w:sz="6" w:space="0" w:color="C9C9C9"/>
+              <w:bottom w:val="single" w:sz="6" w:space="0" w:color="C9C9C9"/>
+              <w:left w:val="single" w:sz="6" w:space="0" w:color="C9C9C9"/>
+              <w:right w:val="single" w:sz="6" w:space="0" w:color="C9C9C9"/>
+            </w:tcBorders>
+            <w:vAlign w:val="center"/>
+            <w:tcMar>
+              <w:top w:w="80" w:type="dxa"/>
+              <w:bottom w:w="80" w:type="dxa"/>
+              <w:left w:w="120" w:type="dxa"/>
+              <w:right w:w="120" w:type="dxa"/>
+            </w:tcMar>
+          </w:tcPr>
+          <w:p>
+            <w:pPr>
+              <w:spacing w:line="240" w:lineRule="auto" w:before="55" w:after="55"/>
+            </w:pPr>
+            <w:r>
+              <w:rPr>
+                <w:rFonts w:ascii="SimSun" w:hAnsi="SimSun" w:eastAsia="SimSun" w:hint="eastAsia"/>
+                <w:color w:val="222222"/>
+                <w:sz w:val="22"/>
+              </w:rPr>
+              <w:t>二举</w:t>
+            </w:r>
+          </w:p>
+        </w:tc>
+        <w:tc>
+          <w:tcPr>
+            <w:tcW w:type="dxa" w:w="1234"/>
+            <w:tcBorders>
+              <w:top w:val="single" w:sz="6" w:space="0" w:color="C9C9C9"/>
+              <w:bottom w:val="single" w:sz="6" w:space="0" w:color="C9C9C9"/>
+              <w:left w:val="single" w:sz="6" w:space="0" w:color="C9C9C9"/>
+              <w:right w:val="single" w:sz="6" w:space="0" w:color="C9C9C9"/>
+            </w:tcBorders>
+            <w:vAlign w:val="center"/>
+            <w:tcMar>
+              <w:top w:w="80" w:type="dxa"/>
+              <w:bottom w:w="80" w:type="dxa"/>
+              <w:left w:w="120" w:type="dxa"/>
+              <w:right w:w="120" w:type="dxa"/>
+            </w:tcMar>
+          </w:tcPr>
+          <w:p>
+            <w:pPr>
+              <w:spacing w:line="240" w:lineRule="auto" w:before="55" w:after="55"/>
+            </w:pPr>
+            <w:r>
+              <w:rPr>
+                <w:rFonts w:ascii="SimSun" w:hAnsi="SimSun" w:eastAsia="SimSun" w:hint="eastAsia"/>
+                <w:color w:val="222222"/>
+                <w:sz w:val="22"/>
+              </w:rPr>
+              <w:t>掷出</w:t>
+            </w:r>
+            <w:r>
+              <w:rPr>
+                <w:rFonts w:ascii="SimSun" w:hAnsi="SimSun" w:eastAsia="SimSun" w:hint="eastAsia"/>
+                <w:color w:val="222222"/>
+                <w:sz w:val="22"/>
+              </w:rPr>
+              <w:t xml:space="preserve"> </w:t>
+            </w:r>
+            <w:r>
+              <w:rPr>
+                <w:rFonts w:ascii="SimSun" w:hAnsi="SimSun" w:eastAsia="SimSun" w:hint="eastAsia"/>
+                <w:color w:val="222222"/>
+                <w:sz w:val="22"/>
+              </w:rPr>
+              <w:t xml:space="preserve"> 2 </w:t>
+            </w:r>
+            <w:r>
+              <w:rPr>
+                <w:rFonts w:ascii="SimSun" w:hAnsi="SimSun" w:eastAsia="SimSun" w:hint="eastAsia"/>
+                <w:color w:val="222222"/>
+                <w:sz w:val="22"/>
+              </w:rPr>
+              <w:t xml:space="preserve"> </w:t>
+            </w:r>
+            <w:r>
+              <w:rPr>
+                <w:rFonts w:ascii="SimSun" w:hAnsi="SimSun" w:eastAsia="SimSun" w:hint="eastAsia"/>
+                <w:color w:val="222222"/>
+                <w:sz w:val="22"/>
+              </w:rPr>
+              <w:t>个四点</w:t>
+            </w:r>
+          </w:p>
+        </w:tc>
+        <w:tc>
+          <w:tcPr>
+            <w:tcW w:type="dxa" w:w="1234"/>
+            <w:tcBorders>
+              <w:top w:val="single" w:sz="6" w:space="0" w:color="C9C9C9"/>
+              <w:bottom w:val="single" w:sz="6" w:space="0" w:color="C9C9C9"/>
+              <w:left w:val="single" w:sz="6" w:space="0" w:color="C9C9C9"/>
+              <w:right w:val="single" w:sz="6" w:space="0" w:color="C9C9C9"/>
+            </w:tcBorders>
+            <w:vAlign w:val="center"/>
+            <w:tcMar>
+              <w:top w:w="80" w:type="dxa"/>
+              <w:bottom w:w="80" w:type="dxa"/>
+              <w:left w:w="120" w:type="dxa"/>
+              <w:right w:w="120" w:type="dxa"/>
+            </w:tcMar>
+          </w:tcPr>
+          <w:p>
+            <w:pPr>
+              <w:spacing w:line="240" w:lineRule="auto" w:before="55" w:after="55"/>
+            </w:pPr>
+            <w:r>
+              <w:rPr>
+                <w:rFonts w:ascii="SimSun" w:hAnsi="SimSun" w:eastAsia="SimSun" w:hint="eastAsia"/>
+                <w:color w:val="222222"/>
+                <w:sz w:val="22"/>
+              </w:rPr>
+              <w:t>16</w:t>
+            </w:r>
+          </w:p>
+        </w:tc>
+        <w:tc>
+          <w:tcPr>
+            <w:tcW w:type="dxa" w:w="1234"/>
+            <w:tcBorders>
+              <w:top w:val="single" w:sz="6" w:space="0" w:color="C9C9C9"/>
+              <w:bottom w:val="single" w:sz="6" w:space="0" w:color="C9C9C9"/>
+              <w:left w:val="single" w:sz="6" w:space="0" w:color="C9C9C9"/>
+              <w:right w:val="single" w:sz="6" w:space="0" w:color="C9C9C9"/>
+            </w:tcBorders>
+            <w:vAlign w:val="center"/>
+            <w:tcMar>
+              <w:top w:w="80" w:type="dxa"/>
+              <w:bottom w:w="80" w:type="dxa"/>
+              <w:left w:w="120" w:type="dxa"/>
+              <w:right w:w="120" w:type="dxa"/>
+            </w:tcMar>
+          </w:tcPr>
+          <w:p>
+            <w:pPr>
+              <w:spacing w:line="240" w:lineRule="auto" w:before="55" w:after="55"/>
+            </w:pPr>
+            <w:r>
+              <w:rPr>
+                <w:rFonts w:ascii="SimSun" w:hAnsi="SimSun" w:eastAsia="SimSun" w:hint="eastAsia"/>
+                <w:color w:val="222222"/>
+                <w:sz w:val="22"/>
+              </w:rPr>
+              <w:t>10</w:t>
+            </w:r>
+          </w:p>
+        </w:tc>
+        <w:tc>
+          <w:tcPr>
+            <w:tcW w:type="dxa" w:w="1234"/>
+            <w:tcBorders>
+              <w:top w:val="single" w:sz="6" w:space="0" w:color="C9C9C9"/>
+              <w:bottom w:val="single" w:sz="6" w:space="0" w:color="C9C9C9"/>
+              <w:left w:val="single" w:sz="6" w:space="0" w:color="C9C9C9"/>
+              <w:right w:val="single" w:sz="6" w:space="0" w:color="C9C9C9"/>
+            </w:tcBorders>
+            <w:vAlign w:val="center"/>
+            <w:tcMar>
+              <w:top w:w="80" w:type="dxa"/>
+              <w:bottom w:w="80" w:type="dxa"/>
+              <w:left w:w="120" w:type="dxa"/>
+              <w:right w:w="120" w:type="dxa"/>
+            </w:tcMar>
+          </w:tcPr>
+          <w:p>
+            <w:pPr>
+              <w:spacing w:line="240" w:lineRule="auto" w:before="55" w:after="55"/>
+            </w:pPr>
+            <w:r>
+              <w:rPr>
+                <w:rFonts w:ascii="SimSun" w:hAnsi="SimSun" w:eastAsia="SimSun" w:hint="eastAsia"/>
+                <w:color w:val="222222"/>
+                <w:sz w:val="22"/>
+              </w:rPr>
+              <w:t>160</w:t>
+            </w:r>
+          </w:p>
+        </w:tc>
+        <w:tc>
+          <w:tcPr>
+            <w:tcW w:type="dxa" w:w="1234"/>
+            <w:tcBorders>
+              <w:top w:val="single" w:sz="6" w:space="0" w:color="C9C9C9"/>
+              <w:bottom w:val="single" w:sz="6" w:space="0" w:color="C9C9C9"/>
+              <w:left w:val="single" w:sz="6" w:space="0" w:color="C9C9C9"/>
+              <w:right w:val="single" w:sz="6" w:space="0" w:color="C9C9C9"/>
+            </w:tcBorders>
+            <w:vAlign w:val="center"/>
+            <w:tcMar>
+              <w:top w:w="80" w:type="dxa"/>
+              <w:bottom w:w="80" w:type="dxa"/>
+              <w:left w:w="120" w:type="dxa"/>
+              <w:right w:w="120" w:type="dxa"/>
+            </w:tcMar>
+          </w:tcPr>
+          <w:p>
+            <w:pPr>
+              <w:spacing w:line="240" w:lineRule="auto" w:before="55" w:after="55"/>
+            </w:pPr>
+            <w:r>
+              <w:rPr>
+                <w:rFonts w:ascii="SimSun" w:hAnsi="SimSun" w:eastAsia="SimSun" w:hint="eastAsia"/>
+                <w:color w:val="222222"/>
+                <w:sz w:val="22"/>
+              </w:rPr>
+              <w:t>¥15</w:t>
+            </w:r>
+          </w:p>
+        </w:tc>
+        <w:tc>
+          <w:tcPr>
+            <w:tcW w:type="dxa" w:w="1234"/>
+            <w:tcBorders>
+              <w:top w:val="single" w:sz="6" w:space="0" w:color="C9C9C9"/>
+              <w:bottom w:val="single" w:sz="6" w:space="0" w:color="C9C9C9"/>
+              <w:left w:val="single" w:sz="6" w:space="0" w:color="C9C9C9"/>
+              <w:right w:val="single" w:sz="6" w:space="0" w:color="C9C9C9"/>
+            </w:tcBorders>
+            <w:vAlign w:val="center"/>
+            <w:tcMar>
+              <w:top w:w="80" w:type="dxa"/>
+              <w:bottom w:w="80" w:type="dxa"/>
+              <w:left w:w="120" w:type="dxa"/>
+              <w:right w:w="120" w:type="dxa"/>
+            </w:tcMar>
+          </w:tcPr>
+          <w:p>
+            <w:pPr>
+              <w:spacing w:line="240" w:lineRule="auto" w:before="55" w:after="55"/>
+            </w:pPr>
+            <w:r>
+              <w:rPr>
+                <w:rFonts w:ascii="SimSun" w:hAnsi="SimSun" w:eastAsia="SimSun" w:hint="eastAsia"/>
+                <w:color w:val="222222"/>
+                <w:sz w:val="22"/>
+              </w:rPr>
+              <w:t>¥2,400</w:t>
+            </w:r>
+          </w:p>
+        </w:tc>
+      </w:tr>
+      <w:tr>
+        <w:tc>
+          <w:tcPr>
+            <w:tcW w:type="dxa" w:w="1234"/>
+            <w:tcBorders>
+              <w:top w:val="single" w:sz="6" w:space="0" w:color="C9C9C9"/>
+              <w:bottom w:val="single" w:sz="6" w:space="0" w:color="C9C9C9"/>
+              <w:left w:val="single" w:sz="6" w:space="0" w:color="C9C9C9"/>
+              <w:right w:val="single" w:sz="6" w:space="0" w:color="C9C9C9"/>
+            </w:tcBorders>
+            <w:vAlign w:val="center"/>
+            <w:tcMar>
+              <w:top w:w="80" w:type="dxa"/>
+              <w:bottom w:w="80" w:type="dxa"/>
+              <w:left w:w="120" w:type="dxa"/>
+              <w:right w:w="120" w:type="dxa"/>
+            </w:tcMar>
+          </w:tcPr>
+          <w:p>
+            <w:pPr>
+              <w:spacing w:line="240" w:lineRule="auto" w:before="55" w:after="55"/>
+            </w:pPr>
+            <w:r>
+              <w:rPr>
+                <w:rFonts w:ascii="SimSun" w:hAnsi="SimSun" w:eastAsia="SimSun" w:hint="eastAsia"/>
+                <w:color w:val="222222"/>
+                <w:sz w:val="22"/>
+              </w:rPr>
+              <w:t>四进</w:t>
+            </w:r>
+          </w:p>
+        </w:tc>
+        <w:tc>
+          <w:tcPr>
+            <w:tcW w:type="dxa" w:w="1234"/>
+            <w:tcBorders>
+              <w:top w:val="single" w:sz="6" w:space="0" w:color="C9C9C9"/>
+              <w:bottom w:val="single" w:sz="6" w:space="0" w:color="C9C9C9"/>
+              <w:left w:val="single" w:sz="6" w:space="0" w:color="C9C9C9"/>
+              <w:right w:val="single" w:sz="6" w:space="0" w:color="C9C9C9"/>
+            </w:tcBorders>
+            <w:vAlign w:val="center"/>
+            <w:tcMar>
+              <w:top w:w="80" w:type="dxa"/>
+              <w:bottom w:w="80" w:type="dxa"/>
+              <w:left w:w="120" w:type="dxa"/>
+              <w:right w:w="120" w:type="dxa"/>
+            </w:tcMar>
+          </w:tcPr>
+          <w:p>
+            <w:pPr>
+              <w:spacing w:line="240" w:lineRule="auto" w:before="55" w:after="55"/>
+            </w:pPr>
+            <w:r>
+              <w:rPr>
+                <w:rFonts w:ascii="SimSun" w:hAnsi="SimSun" w:eastAsia="SimSun" w:hint="eastAsia"/>
+                <w:color w:val="222222"/>
+                <w:sz w:val="22"/>
+              </w:rPr>
+              <w:t xml:space="preserve">4 </w:t>
+            </w:r>
+            <w:r>
+              <w:rPr>
+                <w:rFonts w:ascii="SimSun" w:hAnsi="SimSun" w:eastAsia="SimSun" w:hint="eastAsia"/>
+                <w:color w:val="222222"/>
+                <w:sz w:val="22"/>
+              </w:rPr>
+              <w:t xml:space="preserve"> </w:t>
+            </w:r>
+            <w:r>
+              <w:rPr>
+                <w:rFonts w:ascii="SimSun" w:hAnsi="SimSun" w:eastAsia="SimSun" w:hint="eastAsia"/>
+                <w:color w:val="222222"/>
+                <w:sz w:val="22"/>
+              </w:rPr>
+              <w:t>个相同非四点</w:t>
+            </w:r>
+          </w:p>
+        </w:tc>
+        <w:tc>
+          <w:tcPr>
+            <w:tcW w:type="dxa" w:w="1234"/>
+            <w:tcBorders>
+              <w:top w:val="single" w:sz="6" w:space="0" w:color="C9C9C9"/>
+              <w:bottom w:val="single" w:sz="6" w:space="0" w:color="C9C9C9"/>
+              <w:left w:val="single" w:sz="6" w:space="0" w:color="C9C9C9"/>
+              <w:right w:val="single" w:sz="6" w:space="0" w:color="C9C9C9"/>
+            </w:tcBorders>
+            <w:vAlign w:val="center"/>
+            <w:tcMar>
+              <w:top w:w="80" w:type="dxa"/>
+              <w:bottom w:w="80" w:type="dxa"/>
+              <w:left w:w="120" w:type="dxa"/>
+              <w:right w:w="120" w:type="dxa"/>
+            </w:tcMar>
+          </w:tcPr>
+          <w:p>
+            <w:pPr>
+              <w:spacing w:line="240" w:lineRule="auto" w:before="55" w:after="55"/>
+            </w:pPr>
+            <w:r>
+              <w:rPr>
+                <w:rFonts w:ascii="SimSun" w:hAnsi="SimSun" w:eastAsia="SimSun" w:hint="eastAsia"/>
+                <w:color w:val="222222"/>
+                <w:sz w:val="22"/>
+              </w:rPr>
+              <w:t>8</w:t>
+            </w:r>
+          </w:p>
+        </w:tc>
+        <w:tc>
+          <w:tcPr>
+            <w:tcW w:type="dxa" w:w="1234"/>
+            <w:tcBorders>
+              <w:top w:val="single" w:sz="6" w:space="0" w:color="C9C9C9"/>
+              <w:bottom w:val="single" w:sz="6" w:space="0" w:color="C9C9C9"/>
+              <w:left w:val="single" w:sz="6" w:space="0" w:color="C9C9C9"/>
+              <w:right w:val="single" w:sz="6" w:space="0" w:color="C9C9C9"/>
+            </w:tcBorders>
+            <w:vAlign w:val="center"/>
+            <w:tcMar>
+              <w:top w:w="80" w:type="dxa"/>
+              <w:bottom w:w="80" w:type="dxa"/>
+              <w:left w:w="120" w:type="dxa"/>
+              <w:right w:w="120" w:type="dxa"/>
+            </w:tcMar>
+          </w:tcPr>
+          <w:p>
+            <w:pPr>
+              <w:spacing w:line="240" w:lineRule="auto" w:before="55" w:after="55"/>
+            </w:pPr>
+            <w:r>
+              <w:rPr>
+                <w:rFonts w:ascii="SimSun" w:hAnsi="SimSun" w:eastAsia="SimSun" w:hint="eastAsia"/>
+                <w:color w:val="222222"/>
+                <w:sz w:val="22"/>
+              </w:rPr>
+              <w:t>10</w:t>
+            </w:r>
+          </w:p>
+        </w:tc>
+        <w:tc>
+          <w:tcPr>
+            <w:tcW w:type="dxa" w:w="1234"/>
+            <w:tcBorders>
+              <w:top w:val="single" w:sz="6" w:space="0" w:color="C9C9C9"/>
+              <w:bottom w:val="single" w:sz="6" w:space="0" w:color="C9C9C9"/>
+              <w:left w:val="single" w:sz="6" w:space="0" w:color="C9C9C9"/>
+              <w:right w:val="single" w:sz="6" w:space="0" w:color="C9C9C9"/>
+            </w:tcBorders>
+            <w:vAlign w:val="center"/>
+            <w:tcMar>
+              <w:top w:w="80" w:type="dxa"/>
+              <w:bottom w:w="80" w:type="dxa"/>
+              <w:left w:w="120" w:type="dxa"/>
+              <w:right w:w="120" w:type="dxa"/>
+            </w:tcMar>
+          </w:tcPr>
+          <w:p>
+            <w:pPr>
+              <w:spacing w:line="240" w:lineRule="auto" w:before="55" w:after="55"/>
+            </w:pPr>
+            <w:r>
+              <w:rPr>
+                <w:rFonts w:ascii="SimSun" w:hAnsi="SimSun" w:eastAsia="SimSun" w:hint="eastAsia"/>
+                <w:color w:val="222222"/>
+                <w:sz w:val="22"/>
+              </w:rPr>
+              <w:t>80</w:t>
+            </w:r>
+          </w:p>
+        </w:tc>
+        <w:tc>
+          <w:tcPr>
+            <w:tcW w:type="dxa" w:w="1234"/>
+            <w:tcBorders>
+              <w:top w:val="single" w:sz="6" w:space="0" w:color="C9C9C9"/>
+              <w:bottom w:val="single" w:sz="6" w:space="0" w:color="C9C9C9"/>
+              <w:left w:val="single" w:sz="6" w:space="0" w:color="C9C9C9"/>
+              <w:right w:val="single" w:sz="6" w:space="0" w:color="C9C9C9"/>
+            </w:tcBorders>
+            <w:vAlign w:val="center"/>
+            <w:tcMar>
+              <w:top w:w="80" w:type="dxa"/>
+              <w:bottom w:w="80" w:type="dxa"/>
+              <w:left w:w="120" w:type="dxa"/>
+              <w:right w:w="120" w:type="dxa"/>
+            </w:tcMar>
+          </w:tcPr>
+          <w:p>
+            <w:pPr>
+              <w:spacing w:line="240" w:lineRule="auto" w:before="55" w:after="55"/>
+            </w:pPr>
+            <w:r>
+              <w:rPr>
+                <w:rFonts w:ascii="SimSun" w:hAnsi="SimSun" w:eastAsia="SimSun" w:hint="eastAsia"/>
+                <w:color w:val="222222"/>
+                <w:sz w:val="22"/>
+              </w:rPr>
+              <w:t>¥25</w:t>
+            </w:r>
+          </w:p>
+        </w:tc>
+        <w:tc>
+          <w:tcPr>
+            <w:tcW w:type="dxa" w:w="1234"/>
+            <w:tcBorders>
+              <w:top w:val="single" w:sz="6" w:space="0" w:color="C9C9C9"/>
+              <w:bottom w:val="single" w:sz="6" w:space="0" w:color="C9C9C9"/>
+              <w:left w:val="single" w:sz="6" w:space="0" w:color="C9C9C9"/>
+              <w:right w:val="single" w:sz="6" w:space="0" w:color="C9C9C9"/>
+            </w:tcBorders>
+            <w:vAlign w:val="center"/>
+            <w:tcMar>
+              <w:top w:w="80" w:type="dxa"/>
+              <w:bottom w:w="80" w:type="dxa"/>
+              <w:left w:w="120" w:type="dxa"/>
+              <w:right w:w="120" w:type="dxa"/>
+            </w:tcMar>
+          </w:tcPr>
+          <w:p>
+            <w:pPr>
+              <w:spacing w:line="240" w:lineRule="auto" w:before="55" w:after="55"/>
+            </w:pPr>
+            <w:r>
+              <w:rPr>
+                <w:rFonts w:ascii="SimSun" w:hAnsi="SimSun" w:eastAsia="SimSun" w:hint="eastAsia"/>
+                <w:color w:val="222222"/>
+                <w:sz w:val="22"/>
+              </w:rPr>
+              <w:t>¥2,000</w:t>
+            </w:r>
+          </w:p>
+        </w:tc>
+      </w:tr>
+      <w:tr>
+        <w:tc>
+          <w:tcPr>
+            <w:tcW w:type="dxa" w:w="1234"/>
+            <w:tcBorders>
+              <w:top w:val="single" w:sz="6" w:space="0" w:color="C9C9C9"/>
+              <w:bottom w:val="single" w:sz="6" w:space="0" w:color="C9C9C9"/>
+              <w:left w:val="single" w:sz="6" w:space="0" w:color="C9C9C9"/>
+              <w:right w:val="single" w:sz="6" w:space="0" w:color="C9C9C9"/>
+            </w:tcBorders>
+            <w:vAlign w:val="center"/>
+            <w:tcMar>
+              <w:top w:w="80" w:type="dxa"/>
+              <w:bottom w:w="80" w:type="dxa"/>
+              <w:left w:w="120" w:type="dxa"/>
+              <w:right w:w="120" w:type="dxa"/>
+            </w:tcMar>
+          </w:tcPr>
+          <w:p>
+            <w:pPr>
+              <w:spacing w:line="240" w:lineRule="auto" w:before="55" w:after="55"/>
+            </w:pPr>
+            <w:r>
+              <w:rPr>
+                <w:rFonts w:ascii="SimSun" w:hAnsi="SimSun" w:eastAsia="SimSun" w:hint="eastAsia"/>
+                <w:color w:val="222222"/>
+                <w:sz w:val="22"/>
+              </w:rPr>
+              <w:t>三红</w:t>
+            </w:r>
+          </w:p>
+        </w:tc>
+        <w:tc>
+          <w:tcPr>
+            <w:tcW w:type="dxa" w:w="1234"/>
+            <w:tcBorders>
+              <w:top w:val="single" w:sz="6" w:space="0" w:color="C9C9C9"/>
+              <w:bottom w:val="single" w:sz="6" w:space="0" w:color="C9C9C9"/>
+              <w:left w:val="single" w:sz="6" w:space="0" w:color="C9C9C9"/>
+              <w:right w:val="single" w:sz="6" w:space="0" w:color="C9C9C9"/>
+            </w:tcBorders>
+            <w:vAlign w:val="center"/>
+            <w:tcMar>
+              <w:top w:w="80" w:type="dxa"/>
+              <w:bottom w:w="80" w:type="dxa"/>
+              <w:left w:w="120" w:type="dxa"/>
+              <w:right w:w="120" w:type="dxa"/>
+            </w:tcMar>
+          </w:tcPr>
+          <w:p>
+            <w:pPr>
+              <w:spacing w:line="240" w:lineRule="auto" w:before="55" w:after="55"/>
+            </w:pPr>
+            <w:r>
+              <w:rPr>
+                <w:rFonts w:ascii="SimSun" w:hAnsi="SimSun" w:eastAsia="SimSun" w:hint="eastAsia"/>
+                <w:color w:val="222222"/>
+                <w:sz w:val="22"/>
+              </w:rPr>
+              <w:t>掷出</w:t>
+            </w:r>
+            <w:r>
+              <w:rPr>
+                <w:rFonts w:ascii="SimSun" w:hAnsi="SimSun" w:eastAsia="SimSun" w:hint="eastAsia"/>
+                <w:color w:val="222222"/>
+                <w:sz w:val="22"/>
+              </w:rPr>
+              <w:t xml:space="preserve"> </w:t>
+            </w:r>
+            <w:r>
+              <w:rPr>
+                <w:rFonts w:ascii="SimSun" w:hAnsi="SimSun" w:eastAsia="SimSun" w:hint="eastAsia"/>
+                <w:color w:val="222222"/>
+                <w:sz w:val="22"/>
+              </w:rPr>
+              <w:t xml:space="preserve"> 3 </w:t>
+            </w:r>
+            <w:r>
+              <w:rPr>
+                <w:rFonts w:ascii="SimSun" w:hAnsi="SimSun" w:eastAsia="SimSun" w:hint="eastAsia"/>
+                <w:color w:val="222222"/>
+                <w:sz w:val="22"/>
+              </w:rPr>
+              <w:t xml:space="preserve"> </w:t>
+            </w:r>
+            <w:r>
+              <w:rPr>
+                <w:rFonts w:ascii="SimSun" w:hAnsi="SimSun" w:eastAsia="SimSun" w:hint="eastAsia"/>
+                <w:color w:val="222222"/>
+                <w:sz w:val="22"/>
+              </w:rPr>
+              <w:t>个四点</w:t>
+            </w:r>
+          </w:p>
+        </w:tc>
+        <w:tc>
+          <w:tcPr>
+            <w:tcW w:type="dxa" w:w="1234"/>
+            <w:tcBorders>
+              <w:top w:val="single" w:sz="6" w:space="0" w:color="C9C9C9"/>
+              <w:bottom w:val="single" w:sz="6" w:space="0" w:color="C9C9C9"/>
+              <w:left w:val="single" w:sz="6" w:space="0" w:color="C9C9C9"/>
+              <w:right w:val="single" w:sz="6" w:space="0" w:color="C9C9C9"/>
+            </w:tcBorders>
+            <w:vAlign w:val="center"/>
+            <w:tcMar>
+              <w:top w:w="80" w:type="dxa"/>
+              <w:bottom w:w="80" w:type="dxa"/>
+              <w:left w:w="120" w:type="dxa"/>
+              <w:right w:w="120" w:type="dxa"/>
+            </w:tcMar>
+          </w:tcPr>
+          <w:p>
+            <w:pPr>
+              <w:spacing w:line="240" w:lineRule="auto" w:before="55" w:after="55"/>
+            </w:pPr>
+            <w:r>
+              <w:rPr>
+                <w:rFonts w:ascii="SimSun" w:hAnsi="SimSun" w:eastAsia="SimSun" w:hint="eastAsia"/>
+                <w:color w:val="222222"/>
+                <w:sz w:val="22"/>
+              </w:rPr>
+              <w:t>4</w:t>
+            </w:r>
+          </w:p>
+        </w:tc>
+        <w:tc>
+          <w:tcPr>
+            <w:tcW w:type="dxa" w:w="1234"/>
+            <w:tcBorders>
+              <w:top w:val="single" w:sz="6" w:space="0" w:color="C9C9C9"/>
+              <w:bottom w:val="single" w:sz="6" w:space="0" w:color="C9C9C9"/>
+              <w:left w:val="single" w:sz="6" w:space="0" w:color="C9C9C9"/>
+              <w:right w:val="single" w:sz="6" w:space="0" w:color="C9C9C9"/>
+            </w:tcBorders>
+            <w:vAlign w:val="center"/>
+            <w:tcMar>
+              <w:top w:w="80" w:type="dxa"/>
+              <w:bottom w:w="80" w:type="dxa"/>
+              <w:left w:w="120" w:type="dxa"/>
+              <w:right w:w="120" w:type="dxa"/>
+            </w:tcMar>
+          </w:tcPr>
+          <w:p>
+            <w:pPr>
+              <w:spacing w:line="240" w:lineRule="auto" w:before="55" w:after="55"/>
+            </w:pPr>
+            <w:r>
+              <w:rPr>
+                <w:rFonts w:ascii="SimSun" w:hAnsi="SimSun" w:eastAsia="SimSun" w:hint="eastAsia"/>
+                <w:color w:val="222222"/>
+                <w:sz w:val="22"/>
+              </w:rPr>
+              <w:t>10</w:t>
+            </w:r>
+          </w:p>
+        </w:tc>
+        <w:tc>
+          <w:tcPr>
+            <w:tcW w:type="dxa" w:w="1234"/>
+            <w:tcBorders>
+              <w:top w:val="single" w:sz="6" w:space="0" w:color="C9C9C9"/>
+              <w:bottom w:val="single" w:sz="6" w:space="0" w:color="C9C9C9"/>
+              <w:left w:val="single" w:sz="6" w:space="0" w:color="C9C9C9"/>
+              <w:right w:val="single" w:sz="6" w:space="0" w:color="C9C9C9"/>
+            </w:tcBorders>
+            <w:vAlign w:val="center"/>
+            <w:tcMar>
+              <w:top w:w="80" w:type="dxa"/>
+              <w:bottom w:w="80" w:type="dxa"/>
+              <w:left w:w="120" w:type="dxa"/>
+              <w:right w:w="120" w:type="dxa"/>
+            </w:tcMar>
+          </w:tcPr>
+          <w:p>
+            <w:pPr>
+              <w:spacing w:line="240" w:lineRule="auto" w:before="55" w:after="55"/>
+            </w:pPr>
+            <w:r>
+              <w:rPr>
+                <w:rFonts w:ascii="SimSun" w:hAnsi="SimSun" w:eastAsia="SimSun" w:hint="eastAsia"/>
+                <w:color w:val="222222"/>
+                <w:sz w:val="22"/>
+              </w:rPr>
+              <w:t>40</w:t>
+            </w:r>
+          </w:p>
+        </w:tc>
+        <w:tc>
+          <w:tcPr>
+            <w:tcW w:type="dxa" w:w="1234"/>
+            <w:tcBorders>
+              <w:top w:val="single" w:sz="6" w:space="0" w:color="C9C9C9"/>
+              <w:bottom w:val="single" w:sz="6" w:space="0" w:color="C9C9C9"/>
+              <w:left w:val="single" w:sz="6" w:space="0" w:color="C9C9C9"/>
+              <w:right w:val="single" w:sz="6" w:space="0" w:color="C9C9C9"/>
+            </w:tcBorders>
+            <w:vAlign w:val="center"/>
+            <w:tcMar>
+              <w:top w:w="80" w:type="dxa"/>
+              <w:bottom w:w="80" w:type="dxa"/>
+              <w:left w:w="120" w:type="dxa"/>
+              <w:right w:w="120" w:type="dxa"/>
+            </w:tcMar>
+          </w:tcPr>
+          <w:p>
+            <w:pPr>
+              <w:spacing w:line="240" w:lineRule="auto" w:before="55" w:after="55"/>
+            </w:pPr>
+            <w:r>
+              <w:rPr>
+                <w:rFonts w:ascii="SimSun" w:hAnsi="SimSun" w:eastAsia="SimSun" w:hint="eastAsia"/>
+                <w:color w:val="222222"/>
+                <w:sz w:val="22"/>
+              </w:rPr>
+              <w:t>¥50</w:t>
+            </w:r>
+          </w:p>
+        </w:tc>
+        <w:tc>
+          <w:tcPr>
+            <w:tcW w:type="dxa" w:w="1234"/>
+            <w:tcBorders>
+              <w:top w:val="single" w:sz="6" w:space="0" w:color="C9C9C9"/>
+              <w:bottom w:val="single" w:sz="6" w:space="0" w:color="C9C9C9"/>
+              <w:left w:val="single" w:sz="6" w:space="0" w:color="C9C9C9"/>
+              <w:right w:val="single" w:sz="6" w:space="0" w:color="C9C9C9"/>
+            </w:tcBorders>
+            <w:vAlign w:val="center"/>
+            <w:tcMar>
+              <w:top w:w="80" w:type="dxa"/>
+              <w:bottom w:w="80" w:type="dxa"/>
+              <w:left w:w="120" w:type="dxa"/>
+              <w:right w:w="120" w:type="dxa"/>
+            </w:tcMar>
+          </w:tcPr>
+          <w:p>
+            <w:pPr>
+              <w:spacing w:line="240" w:lineRule="auto" w:before="55" w:after="55"/>
+            </w:pPr>
+            <w:r>
+              <w:rPr>
+                <w:rFonts w:ascii="SimSun" w:hAnsi="SimSun" w:eastAsia="SimSun" w:hint="eastAsia"/>
+                <w:color w:val="222222"/>
+                <w:sz w:val="22"/>
+              </w:rPr>
+              <w:t>¥2,000</w:t>
+            </w:r>
+          </w:p>
+        </w:tc>
+      </w:tr>
+      <w:tr>
+        <w:tc>
+          <w:tcPr>
+            <w:tcW w:type="dxa" w:w="1234"/>
+            <w:tcBorders>
+              <w:top w:val="single" w:sz="6" w:space="0" w:color="C9C9C9"/>
+              <w:bottom w:val="single" w:sz="6" w:space="0" w:color="C9C9C9"/>
+              <w:left w:val="single" w:sz="6" w:space="0" w:color="C9C9C9"/>
+              <w:right w:val="single" w:sz="6" w:space="0" w:color="C9C9C9"/>
+            </w:tcBorders>
+            <w:vAlign w:val="center"/>
+            <w:tcMar>
+              <w:top w:w="80" w:type="dxa"/>
+              <w:bottom w:w="80" w:type="dxa"/>
+              <w:left w:w="120" w:type="dxa"/>
+              <w:right w:w="120" w:type="dxa"/>
+            </w:tcMar>
+          </w:tcPr>
+          <w:p>
+            <w:pPr>
+              <w:spacing w:line="240" w:lineRule="auto" w:before="55" w:after="55"/>
+            </w:pPr>
+            <w:r>
+              <w:rPr>
+                <w:rFonts w:ascii="SimSun" w:hAnsi="SimSun" w:eastAsia="SimSun" w:hint="eastAsia"/>
+                <w:color w:val="222222"/>
+                <w:sz w:val="22"/>
+              </w:rPr>
+              <w:t>对堂</w:t>
+            </w:r>
+          </w:p>
+        </w:tc>
+        <w:tc>
+          <w:tcPr>
+            <w:tcW w:type="dxa" w:w="1234"/>
+            <w:tcBorders>
+              <w:top w:val="single" w:sz="6" w:space="0" w:color="C9C9C9"/>
+              <w:bottom w:val="single" w:sz="6" w:space="0" w:color="C9C9C9"/>
+              <w:left w:val="single" w:sz="6" w:space="0" w:color="C9C9C9"/>
+              <w:right w:val="single" w:sz="6" w:space="0" w:color="C9C9C9"/>
+            </w:tcBorders>
+            <w:vAlign w:val="center"/>
+            <w:tcMar>
+              <w:top w:w="80" w:type="dxa"/>
+              <w:bottom w:w="80" w:type="dxa"/>
+              <w:left w:w="120" w:type="dxa"/>
+              <w:right w:w="120" w:type="dxa"/>
+            </w:tcMar>
+          </w:tcPr>
+          <w:p>
+            <w:pPr>
+              <w:spacing w:line="240" w:lineRule="auto" w:before="55" w:after="55"/>
+            </w:pPr>
+            <w:r>
+              <w:rPr>
+                <w:rFonts w:ascii="SimSun" w:hAnsi="SimSun" w:eastAsia="SimSun" w:hint="eastAsia"/>
+                <w:color w:val="222222"/>
+                <w:sz w:val="22"/>
+              </w:rPr>
+              <w:t>点数顺子</w:t>
+            </w:r>
+            <w:r>
+              <w:rPr>
+                <w:rFonts w:ascii="SimSun" w:hAnsi="SimSun" w:eastAsia="SimSun" w:hint="eastAsia"/>
+                <w:color w:val="222222"/>
+                <w:sz w:val="22"/>
+              </w:rPr>
+              <w:t xml:space="preserve"> </w:t>
+            </w:r>
+            <w:r>
+              <w:rPr>
+                <w:rFonts w:ascii="SimSun" w:hAnsi="SimSun" w:eastAsia="SimSun" w:hint="eastAsia"/>
+                <w:color w:val="222222"/>
+                <w:sz w:val="22"/>
+              </w:rPr>
+              <w:t xml:space="preserve"> 1–6</w:t>
+            </w:r>
+          </w:p>
+        </w:tc>
+        <w:tc>
+          <w:tcPr>
+            <w:tcW w:type="dxa" w:w="1234"/>
+            <w:tcBorders>
+              <w:top w:val="single" w:sz="6" w:space="0" w:color="C9C9C9"/>
+              <w:bottom w:val="single" w:sz="6" w:space="0" w:color="C9C9C9"/>
+              <w:left w:val="single" w:sz="6" w:space="0" w:color="C9C9C9"/>
+              <w:right w:val="single" w:sz="6" w:space="0" w:color="C9C9C9"/>
+            </w:tcBorders>
+            <w:vAlign w:val="center"/>
+            <w:tcMar>
+              <w:top w:w="80" w:type="dxa"/>
+              <w:bottom w:w="80" w:type="dxa"/>
+              <w:left w:w="120" w:type="dxa"/>
+              <w:right w:w="120" w:type="dxa"/>
+            </w:tcMar>
+          </w:tcPr>
+          <w:p>
+            <w:pPr>
+              <w:spacing w:line="240" w:lineRule="auto" w:before="55" w:after="55"/>
+            </w:pPr>
+            <w:r>
+              <w:rPr>
+                <w:rFonts w:ascii="SimSun" w:hAnsi="SimSun" w:eastAsia="SimSun" w:hint="eastAsia"/>
+                <w:color w:val="222222"/>
+                <w:sz w:val="22"/>
+              </w:rPr>
+              <w:t>2</w:t>
+            </w:r>
+          </w:p>
+        </w:tc>
+        <w:tc>
+          <w:tcPr>
+            <w:tcW w:type="dxa" w:w="1234"/>
+            <w:tcBorders>
+              <w:top w:val="single" w:sz="6" w:space="0" w:color="C9C9C9"/>
+              <w:bottom w:val="single" w:sz="6" w:space="0" w:color="C9C9C9"/>
+              <w:left w:val="single" w:sz="6" w:space="0" w:color="C9C9C9"/>
+              <w:right w:val="single" w:sz="6" w:space="0" w:color="C9C9C9"/>
+            </w:tcBorders>
+            <w:vAlign w:val="center"/>
+            <w:tcMar>
+              <w:top w:w="80" w:type="dxa"/>
+              <w:bottom w:w="80" w:type="dxa"/>
+              <w:left w:w="120" w:type="dxa"/>
+              <w:right w:w="120" w:type="dxa"/>
+            </w:tcMar>
+          </w:tcPr>
+          <w:p>
+            <w:pPr>
+              <w:spacing w:line="240" w:lineRule="auto" w:before="55" w:after="55"/>
+            </w:pPr>
+            <w:r>
+              <w:rPr>
+                <w:rFonts w:ascii="SimSun" w:hAnsi="SimSun" w:eastAsia="SimSun" w:hint="eastAsia"/>
+                <w:color w:val="222222"/>
+                <w:sz w:val="22"/>
+              </w:rPr>
+              <w:t>10</w:t>
+            </w:r>
+          </w:p>
+        </w:tc>
+        <w:tc>
+          <w:tcPr>
+            <w:tcW w:type="dxa" w:w="1234"/>
+            <w:tcBorders>
+              <w:top w:val="single" w:sz="6" w:space="0" w:color="C9C9C9"/>
+              <w:bottom w:val="single" w:sz="6" w:space="0" w:color="C9C9C9"/>
+              <w:left w:val="single" w:sz="6" w:space="0" w:color="C9C9C9"/>
+              <w:right w:val="single" w:sz="6" w:space="0" w:color="C9C9C9"/>
+            </w:tcBorders>
+            <w:vAlign w:val="center"/>
+            <w:tcMar>
+              <w:top w:w="80" w:type="dxa"/>
+              <w:bottom w:w="80" w:type="dxa"/>
+              <w:left w:w="120" w:type="dxa"/>
+              <w:right w:w="120" w:type="dxa"/>
+            </w:tcMar>
+          </w:tcPr>
+          <w:p>
+            <w:pPr>
+              <w:spacing w:line="240" w:lineRule="auto" w:before="55" w:after="55"/>
+            </w:pPr>
+            <w:r>
+              <w:rPr>
+                <w:rFonts w:ascii="SimSun" w:hAnsi="SimSun" w:eastAsia="SimSun" w:hint="eastAsia"/>
+                <w:color w:val="222222"/>
+                <w:sz w:val="22"/>
+              </w:rPr>
+              <w:t>20</w:t>
+            </w:r>
+          </w:p>
+        </w:tc>
+        <w:tc>
+          <w:tcPr>
+            <w:tcW w:type="dxa" w:w="1234"/>
+            <w:tcBorders>
+              <w:top w:val="single" w:sz="6" w:space="0" w:color="C9C9C9"/>
+              <w:bottom w:val="single" w:sz="6" w:space="0" w:color="C9C9C9"/>
+              <w:left w:val="single" w:sz="6" w:space="0" w:color="C9C9C9"/>
+              <w:right w:val="single" w:sz="6" w:space="0" w:color="C9C9C9"/>
+            </w:tcBorders>
+            <w:vAlign w:val="center"/>
+            <w:tcMar>
+              <w:top w:w="80" w:type="dxa"/>
+              <w:bottom w:w="80" w:type="dxa"/>
+              <w:left w:w="120" w:type="dxa"/>
+              <w:right w:w="120" w:type="dxa"/>
+            </w:tcMar>
+          </w:tcPr>
+          <w:p>
+            <w:pPr>
+              <w:spacing w:line="240" w:lineRule="auto" w:before="55" w:after="55"/>
+            </w:pPr>
+            <w:r>
+              <w:rPr>
+                <w:rFonts w:ascii="SimSun" w:hAnsi="SimSun" w:eastAsia="SimSun" w:hint="eastAsia"/>
+                <w:color w:val="222222"/>
+                <w:sz w:val="22"/>
+              </w:rPr>
+              <w:t>¥100</w:t>
+            </w:r>
+          </w:p>
+        </w:tc>
+        <w:tc>
+          <w:tcPr>
+            <w:tcW w:type="dxa" w:w="1234"/>
+            <w:tcBorders>
+              <w:top w:val="single" w:sz="6" w:space="0" w:color="C9C9C9"/>
+              <w:bottom w:val="single" w:sz="6" w:space="0" w:color="C9C9C9"/>
+              <w:left w:val="single" w:sz="6" w:space="0" w:color="C9C9C9"/>
+              <w:right w:val="single" w:sz="6" w:space="0" w:color="C9C9C9"/>
+            </w:tcBorders>
+            <w:vAlign w:val="center"/>
+            <w:tcMar>
+              <w:top w:w="80" w:type="dxa"/>
+              <w:bottom w:w="80" w:type="dxa"/>
+              <w:left w:w="120" w:type="dxa"/>
+              <w:right w:w="120" w:type="dxa"/>
+            </w:tcMar>
+          </w:tcPr>
+          <w:p>
+            <w:pPr>
+              <w:spacing w:line="240" w:lineRule="auto" w:before="55" w:after="55"/>
+            </w:pPr>
+            <w:r>
+              <w:rPr>
+                <w:rFonts w:ascii="SimSun" w:hAnsi="SimSun" w:eastAsia="SimSun" w:hint="eastAsia"/>
+                <w:color w:val="222222"/>
+                <w:sz w:val="22"/>
+              </w:rPr>
+              <w:t>¥2,000</w:t>
+            </w:r>
+          </w:p>
+        </w:tc>
+      </w:tr>
+      <w:tr>
+        <w:tc>
+          <w:tcPr>
+            <w:tcW w:type="dxa" w:w="1234"/>
+            <w:tcBorders>
+              <w:top w:val="single" w:sz="6" w:space="0" w:color="C9C9C9"/>
+              <w:bottom w:val="single" w:sz="6" w:space="0" w:color="C9C9C9"/>
+              <w:left w:val="single" w:sz="6" w:space="0" w:color="C9C9C9"/>
+              <w:right w:val="single" w:sz="6" w:space="0" w:color="C9C9C9"/>
+            </w:tcBorders>
+            <w:vAlign w:val="center"/>
+            <w:tcMar>
+              <w:top w:w="80" w:type="dxa"/>
+              <w:bottom w:w="80" w:type="dxa"/>
+              <w:left w:w="120" w:type="dxa"/>
+              <w:right w:w="120" w:type="dxa"/>
+            </w:tcMar>
+          </w:tcPr>
+          <w:p>
+            <w:pPr>
+              <w:spacing w:line="240" w:lineRule="auto" w:before="55" w:after="55"/>
+            </w:pPr>
+            <w:r>
+              <w:rPr>
+                <w:rFonts w:ascii="SimSun" w:hAnsi="SimSun" w:eastAsia="SimSun" w:hint="eastAsia"/>
+                <w:color w:val="222222"/>
+                <w:sz w:val="22"/>
+              </w:rPr>
+              <w:t>状元</w:t>
+            </w:r>
+          </w:p>
+        </w:tc>
+        <w:tc>
+          <w:tcPr>
+            <w:tcW w:type="dxa" w:w="1234"/>
+            <w:tcBorders>
+              <w:top w:val="single" w:sz="6" w:space="0" w:color="C9C9C9"/>
+              <w:bottom w:val="single" w:sz="6" w:space="0" w:color="C9C9C9"/>
+              <w:left w:val="single" w:sz="6" w:space="0" w:color="C9C9C9"/>
+              <w:right w:val="single" w:sz="6" w:space="0" w:color="C9C9C9"/>
+            </w:tcBorders>
+            <w:vAlign w:val="center"/>
+            <w:tcMar>
+              <w:top w:w="80" w:type="dxa"/>
+              <w:bottom w:w="80" w:type="dxa"/>
+              <w:left w:w="120" w:type="dxa"/>
+              <w:right w:w="120" w:type="dxa"/>
+            </w:tcMar>
+          </w:tcPr>
+          <w:p>
+            <w:pPr>
+              <w:spacing w:line="240" w:lineRule="auto" w:before="55" w:after="55"/>
+            </w:pPr>
+            <w:r>
+              <w:rPr>
+                <w:rFonts w:ascii="SimSun" w:hAnsi="SimSun" w:eastAsia="SimSun" w:hint="eastAsia"/>
+                <w:color w:val="222222"/>
+                <w:sz w:val="22"/>
+              </w:rPr>
+              <w:t xml:space="preserve">4 </w:t>
+            </w:r>
+            <w:r>
+              <w:rPr>
+                <w:rFonts w:ascii="SimSun" w:hAnsi="SimSun" w:eastAsia="SimSun" w:hint="eastAsia"/>
+                <w:color w:val="222222"/>
+                <w:sz w:val="22"/>
+              </w:rPr>
+              <w:t xml:space="preserve"> </w:t>
+            </w:r>
+            <w:r>
+              <w:rPr>
+                <w:rFonts w:ascii="SimSun" w:hAnsi="SimSun" w:eastAsia="SimSun" w:hint="eastAsia"/>
+                <w:color w:val="222222"/>
+                <w:sz w:val="22"/>
+              </w:rPr>
+              <w:t>个四点及以上</w:t>
+            </w:r>
+          </w:p>
+        </w:tc>
+        <w:tc>
+          <w:tcPr>
+            <w:tcW w:type="dxa" w:w="1234"/>
+            <w:tcBorders>
+              <w:top w:val="single" w:sz="6" w:space="0" w:color="C9C9C9"/>
+              <w:bottom w:val="single" w:sz="6" w:space="0" w:color="C9C9C9"/>
+              <w:left w:val="single" w:sz="6" w:space="0" w:color="C9C9C9"/>
+              <w:right w:val="single" w:sz="6" w:space="0" w:color="C9C9C9"/>
+            </w:tcBorders>
+            <w:vAlign w:val="center"/>
+            <w:tcMar>
+              <w:top w:w="80" w:type="dxa"/>
+              <w:bottom w:w="80" w:type="dxa"/>
+              <w:left w:w="120" w:type="dxa"/>
+              <w:right w:w="120" w:type="dxa"/>
+            </w:tcMar>
+          </w:tcPr>
+          <w:p>
+            <w:pPr>
+              <w:spacing w:line="240" w:lineRule="auto" w:before="55" w:after="55"/>
+            </w:pPr>
+            <w:r>
+              <w:rPr>
+                <w:rFonts w:ascii="SimSun" w:hAnsi="SimSun" w:eastAsia="SimSun" w:hint="eastAsia"/>
+                <w:color w:val="222222"/>
+                <w:sz w:val="22"/>
+              </w:rPr>
+              <w:t>1</w:t>
+            </w:r>
+          </w:p>
+        </w:tc>
+        <w:tc>
+          <w:tcPr>
+            <w:tcW w:type="dxa" w:w="1234"/>
+            <w:tcBorders>
+              <w:top w:val="single" w:sz="6" w:space="0" w:color="C9C9C9"/>
+              <w:bottom w:val="single" w:sz="6" w:space="0" w:color="C9C9C9"/>
+              <w:left w:val="single" w:sz="6" w:space="0" w:color="C9C9C9"/>
+              <w:right w:val="single" w:sz="6" w:space="0" w:color="C9C9C9"/>
+            </w:tcBorders>
+            <w:vAlign w:val="center"/>
+            <w:tcMar>
+              <w:top w:w="80" w:type="dxa"/>
+              <w:bottom w:w="80" w:type="dxa"/>
+              <w:left w:w="120" w:type="dxa"/>
+              <w:right w:w="120" w:type="dxa"/>
+            </w:tcMar>
+          </w:tcPr>
+          <w:p>
+            <w:pPr>
+              <w:spacing w:line="240" w:lineRule="auto" w:before="55" w:after="55"/>
+            </w:pPr>
+            <w:r>
+              <w:rPr>
+                <w:rFonts w:ascii="SimSun" w:hAnsi="SimSun" w:eastAsia="SimSun" w:hint="eastAsia"/>
+                <w:color w:val="222222"/>
+                <w:sz w:val="22"/>
+              </w:rPr>
+              <w:t>10</w:t>
+            </w:r>
+          </w:p>
+        </w:tc>
+        <w:tc>
+          <w:tcPr>
+            <w:tcW w:type="dxa" w:w="1234"/>
+            <w:tcBorders>
+              <w:top w:val="single" w:sz="6" w:space="0" w:color="C9C9C9"/>
+              <w:bottom w:val="single" w:sz="6" w:space="0" w:color="C9C9C9"/>
+              <w:left w:val="single" w:sz="6" w:space="0" w:color="C9C9C9"/>
+              <w:right w:val="single" w:sz="6" w:space="0" w:color="C9C9C9"/>
+            </w:tcBorders>
+            <w:vAlign w:val="center"/>
+            <w:tcMar>
+              <w:top w:w="80" w:type="dxa"/>
+              <w:bottom w:w="80" w:type="dxa"/>
+              <w:left w:w="120" w:type="dxa"/>
+              <w:right w:w="120" w:type="dxa"/>
+            </w:tcMar>
+          </w:tcPr>
+          <w:p>
+            <w:pPr>
+              <w:spacing w:line="240" w:lineRule="auto" w:before="55" w:after="55"/>
+            </w:pPr>
+            <w:r>
+              <w:rPr>
+                <w:rFonts w:ascii="SimSun" w:hAnsi="SimSun" w:eastAsia="SimSun" w:hint="eastAsia"/>
+                <w:color w:val="222222"/>
+                <w:sz w:val="22"/>
+              </w:rPr>
+              <w:t>10</w:t>
+            </w:r>
+          </w:p>
+        </w:tc>
+        <w:tc>
+          <w:tcPr>
+            <w:tcW w:type="dxa" w:w="1234"/>
+            <w:tcBorders>
+              <w:top w:val="single" w:sz="6" w:space="0" w:color="C9C9C9"/>
+              <w:bottom w:val="single" w:sz="6" w:space="0" w:color="C9C9C9"/>
+              <w:left w:val="single" w:sz="6" w:space="0" w:color="C9C9C9"/>
+              <w:right w:val="single" w:sz="6" w:space="0" w:color="C9C9C9"/>
+            </w:tcBorders>
+            <w:vAlign w:val="center"/>
+            <w:tcMar>
+              <w:top w:w="80" w:type="dxa"/>
+              <w:bottom w:w="80" w:type="dxa"/>
+              <w:left w:w="120" w:type="dxa"/>
+              <w:right w:w="120" w:type="dxa"/>
+            </w:tcMar>
+          </w:tcPr>
+          <w:p>
+            <w:pPr>
+              <w:spacing w:line="240" w:lineRule="auto" w:before="55" w:after="55"/>
+            </w:pPr>
+            <w:r>
+              <w:rPr>
+                <w:rFonts w:ascii="SimSun" w:hAnsi="SimSun" w:eastAsia="SimSun" w:hint="eastAsia"/>
+                <w:color w:val="222222"/>
+                <w:sz w:val="22"/>
+              </w:rPr>
+              <w:t>¥300</w:t>
+            </w:r>
+          </w:p>
+        </w:tc>
+        <w:tc>
+          <w:tcPr>
+            <w:tcW w:type="dxa" w:w="1234"/>
+            <w:tcBorders>
+              <w:top w:val="single" w:sz="6" w:space="0" w:color="C9C9C9"/>
+              <w:bottom w:val="single" w:sz="6" w:space="0" w:color="C9C9C9"/>
+              <w:left w:val="single" w:sz="6" w:space="0" w:color="C9C9C9"/>
+              <w:right w:val="single" w:sz="6" w:space="0" w:color="C9C9C9"/>
+            </w:tcBorders>
+            <w:vAlign w:val="center"/>
+            <w:tcMar>
+              <w:top w:w="80" w:type="dxa"/>
+              <w:bottom w:w="80" w:type="dxa"/>
+              <w:left w:w="120" w:type="dxa"/>
+              <w:right w:w="120" w:type="dxa"/>
+            </w:tcMar>
+          </w:tcPr>
+          <w:p>
+            <w:pPr>
+              <w:spacing w:line="240" w:lineRule="auto" w:before="55" w:after="55"/>
+            </w:pPr>
+            <w:r>
+              <w:rPr>
+                <w:rFonts w:ascii="SimSun" w:hAnsi="SimSun" w:eastAsia="SimSun" w:hint="eastAsia"/>
+                <w:color w:val="222222"/>
+                <w:sz w:val="22"/>
+              </w:rPr>
+              <w:t>¥3,000</w:t>
+            </w:r>
+          </w:p>
+        </w:tc>
+      </w:tr>
+      <w:tr>
+        <w:tc>
+          <w:tcPr>
+            <w:tcW w:type="dxa" w:w="1234"/>
+            <w:tcBorders>
+              <w:top w:val="single" w:sz="6" w:space="0" w:color="C9C9C9"/>
+              <w:bottom w:val="single" w:sz="6" w:space="0" w:color="C9C9C9"/>
+              <w:left w:val="single" w:sz="6" w:space="0" w:color="C9C9C9"/>
+              <w:right w:val="single" w:sz="6" w:space="0" w:color="C9C9C9"/>
+            </w:tcBorders>
+            <w:vAlign w:val="center"/>
+            <w:tcMar>
+              <w:top w:w="80" w:type="dxa"/>
+              <w:bottom w:w="80" w:type="dxa"/>
+              <w:left w:w="120" w:type="dxa"/>
+              <w:right w:w="120" w:type="dxa"/>
+            </w:tcMar>
+          </w:tcPr>
+          <w:p>
+            <w:pPr>
+              <w:spacing w:line="240" w:lineRule="auto" w:before="55" w:after="55"/>
+            </w:pPr>
+            <w:r>
+              <w:rPr>
+                <w:rFonts w:ascii="SimSun" w:hAnsi="SimSun" w:eastAsia="SimSun" w:hint="eastAsia"/>
+                <w:color w:val="222222"/>
+                <w:sz w:val="22"/>
+              </w:rPr>
+              <w:t>王中王</w:t>
+            </w:r>
+          </w:p>
+        </w:tc>
+        <w:tc>
+          <w:tcPr>
+            <w:tcW w:type="dxa" w:w="1234"/>
+            <w:tcBorders>
+              <w:top w:val="single" w:sz="6" w:space="0" w:color="C9C9C9"/>
+              <w:bottom w:val="single" w:sz="6" w:space="0" w:color="C9C9C9"/>
+              <w:left w:val="single" w:sz="6" w:space="0" w:color="C9C9C9"/>
+              <w:right w:val="single" w:sz="6" w:space="0" w:color="C9C9C9"/>
+            </w:tcBorders>
+            <w:vAlign w:val="center"/>
+            <w:tcMar>
+              <w:top w:w="80" w:type="dxa"/>
+              <w:bottom w:w="80" w:type="dxa"/>
+              <w:left w:w="120" w:type="dxa"/>
+              <w:right w:w="120" w:type="dxa"/>
+            </w:tcMar>
+          </w:tcPr>
+          <w:p>
+            <w:pPr>
+              <w:spacing w:line="240" w:lineRule="auto" w:before="55" w:after="55"/>
+            </w:pPr>
+            <w:r>
+              <w:rPr>
+                <w:rFonts w:ascii="SimSun" w:hAnsi="SimSun" w:eastAsia="SimSun" w:hint="eastAsia"/>
+                <w:color w:val="222222"/>
+                <w:sz w:val="22"/>
+              </w:rPr>
+              <w:t>各桌状元</w:t>
+            </w:r>
+            <w:r>
+              <w:rPr>
+                <w:rFonts w:ascii="SimSun" w:hAnsi="SimSun" w:eastAsia="SimSun" w:hint="eastAsia"/>
+                <w:color w:val="222222"/>
+                <w:sz w:val="22"/>
+              </w:rPr>
+              <w:t xml:space="preserve"> </w:t>
+            </w:r>
+            <w:r>
+              <w:rPr>
+                <w:rFonts w:ascii="SimSun" w:hAnsi="SimSun" w:eastAsia="SimSun" w:hint="eastAsia"/>
+                <w:color w:val="222222"/>
+                <w:sz w:val="22"/>
+              </w:rPr>
+              <w:t xml:space="preserve"> PK </w:t>
+            </w:r>
+            <w:r>
+              <w:rPr>
+                <w:rFonts w:ascii="SimSun" w:hAnsi="SimSun" w:eastAsia="SimSun" w:hint="eastAsia"/>
+                <w:color w:val="222222"/>
+                <w:sz w:val="22"/>
+              </w:rPr>
+              <w:t xml:space="preserve"> </w:t>
+            </w:r>
+            <w:r>
+              <w:rPr>
+                <w:rFonts w:ascii="SimSun" w:hAnsi="SimSun" w:eastAsia="SimSun" w:hint="eastAsia"/>
+                <w:color w:val="222222"/>
+                <w:sz w:val="22"/>
+              </w:rPr>
+              <w:t>胜出</w:t>
+            </w:r>
+          </w:p>
+        </w:tc>
+        <w:tc>
+          <w:tcPr>
+            <w:tcW w:type="dxa" w:w="1234"/>
+            <w:tcBorders>
+              <w:top w:val="single" w:sz="6" w:space="0" w:color="C9C9C9"/>
+              <w:bottom w:val="single" w:sz="6" w:space="0" w:color="C9C9C9"/>
+              <w:left w:val="single" w:sz="6" w:space="0" w:color="C9C9C9"/>
+              <w:right w:val="single" w:sz="6" w:space="0" w:color="C9C9C9"/>
+            </w:tcBorders>
+            <w:vAlign w:val="center"/>
+            <w:tcMar>
+              <w:top w:w="80" w:type="dxa"/>
+              <w:bottom w:w="80" w:type="dxa"/>
+              <w:left w:w="120" w:type="dxa"/>
+              <w:right w:w="120" w:type="dxa"/>
+            </w:tcMar>
+          </w:tcPr>
+          <w:p>
+            <w:pPr>
+              <w:spacing w:line="240" w:lineRule="auto" w:before="55" w:after="55"/>
+            </w:pPr>
+            <w:r>
+              <w:rPr>
+                <w:rFonts w:ascii="SimSun" w:hAnsi="SimSun" w:eastAsia="SimSun" w:hint="eastAsia"/>
+                <w:color w:val="222222"/>
+                <w:sz w:val="22"/>
+              </w:rPr>
+              <w:t>—</w:t>
+            </w:r>
+          </w:p>
+        </w:tc>
+        <w:tc>
+          <w:tcPr>
+            <w:tcW w:type="dxa" w:w="1234"/>
+            <w:tcBorders>
+              <w:top w:val="single" w:sz="6" w:space="0" w:color="C9C9C9"/>
+              <w:bottom w:val="single" w:sz="6" w:space="0" w:color="C9C9C9"/>
+              <w:left w:val="single" w:sz="6" w:space="0" w:color="C9C9C9"/>
+              <w:right w:val="single" w:sz="6" w:space="0" w:color="C9C9C9"/>
+            </w:tcBorders>
+            <w:vAlign w:val="center"/>
+            <w:tcMar>
+              <w:top w:w="80" w:type="dxa"/>
+              <w:bottom w:w="80" w:type="dxa"/>
+              <w:left w:w="120" w:type="dxa"/>
+              <w:right w:w="120" w:type="dxa"/>
+            </w:tcMar>
+          </w:tcPr>
+          <w:p>
+            <w:pPr>
+              <w:spacing w:line="240" w:lineRule="auto" w:before="55" w:after="55"/>
+            </w:pPr>
+            <w:r>
+              <w:rPr>
+                <w:rFonts w:ascii="SimSun" w:hAnsi="SimSun" w:eastAsia="SimSun" w:hint="eastAsia"/>
+                <w:color w:val="222222"/>
+                <w:sz w:val="22"/>
+              </w:rPr>
+              <w:t>全场</w:t>
+            </w:r>
+            <w:r>
+              <w:rPr>
+                <w:rFonts w:ascii="SimSun" w:hAnsi="SimSun" w:eastAsia="SimSun" w:hint="eastAsia"/>
+                <w:color w:val="222222"/>
+                <w:sz w:val="22"/>
+              </w:rPr>
+              <w:t xml:space="preserve"> </w:t>
+            </w:r>
+            <w:r>
+              <w:rPr>
+                <w:rFonts w:ascii="SimSun" w:hAnsi="SimSun" w:eastAsia="SimSun" w:hint="eastAsia"/>
+                <w:color w:val="222222"/>
+                <w:sz w:val="22"/>
+              </w:rPr>
+              <w:t xml:space="preserve"> 1 </w:t>
+            </w:r>
+            <w:r>
+              <w:rPr>
+                <w:rFonts w:ascii="SimSun" w:hAnsi="SimSun" w:eastAsia="SimSun" w:hint="eastAsia"/>
+                <w:color w:val="222222"/>
+                <w:sz w:val="22"/>
+              </w:rPr>
+              <w:t xml:space="preserve"> </w:t>
+            </w:r>
+            <w:r>
+              <w:rPr>
+                <w:rFonts w:ascii="SimSun" w:hAnsi="SimSun" w:eastAsia="SimSun" w:hint="eastAsia"/>
+                <w:color w:val="222222"/>
+                <w:sz w:val="22"/>
+              </w:rPr>
+              <w:t>名</w:t>
+            </w:r>
+          </w:p>
+        </w:tc>
+        <w:tc>
+          <w:tcPr>
+            <w:tcW w:type="dxa" w:w="1234"/>
+            <w:tcBorders>
+              <w:top w:val="single" w:sz="6" w:space="0" w:color="C9C9C9"/>
+              <w:bottom w:val="single" w:sz="6" w:space="0" w:color="C9C9C9"/>
+              <w:left w:val="single" w:sz="6" w:space="0" w:color="C9C9C9"/>
+              <w:right w:val="single" w:sz="6" w:space="0" w:color="C9C9C9"/>
+            </w:tcBorders>
+            <w:vAlign w:val="center"/>
+            <w:tcMar>
+              <w:top w:w="80" w:type="dxa"/>
+              <w:bottom w:w="80" w:type="dxa"/>
+              <w:left w:w="120" w:type="dxa"/>
+              <w:right w:w="120" w:type="dxa"/>
+            </w:tcMar>
+          </w:tcPr>
+          <w:p>
+            <w:pPr>
+              <w:spacing w:line="240" w:lineRule="auto" w:before="55" w:after="55"/>
+            </w:pPr>
+            <w:r>
+              <w:rPr>
+                <w:rFonts w:ascii="SimSun" w:hAnsi="SimSun" w:eastAsia="SimSun" w:hint="eastAsia"/>
+                <w:color w:val="222222"/>
+                <w:sz w:val="22"/>
+              </w:rPr>
+              <w:t>1</w:t>
+            </w:r>
+          </w:p>
+        </w:tc>
+        <w:tc>
+          <w:tcPr>
+            <w:tcW w:type="dxa" w:w="1234"/>
+            <w:tcBorders>
+              <w:top w:val="single" w:sz="6" w:space="0" w:color="C9C9C9"/>
+              <w:bottom w:val="single" w:sz="6" w:space="0" w:color="C9C9C9"/>
+              <w:left w:val="single" w:sz="6" w:space="0" w:color="C9C9C9"/>
+              <w:right w:val="single" w:sz="6" w:space="0" w:color="C9C9C9"/>
+            </w:tcBorders>
+            <w:vAlign w:val="center"/>
+            <w:tcMar>
+              <w:top w:w="80" w:type="dxa"/>
+              <w:bottom w:w="80" w:type="dxa"/>
+              <w:left w:w="120" w:type="dxa"/>
+              <w:right w:w="120" w:type="dxa"/>
+            </w:tcMar>
+          </w:tcPr>
+          <w:p>
+            <w:pPr>
+              <w:spacing w:line="240" w:lineRule="auto" w:before="55" w:after="55"/>
+            </w:pPr>
+            <w:r>
+              <w:rPr>
+                <w:rFonts w:ascii="SimSun" w:hAnsi="SimSun" w:eastAsia="SimSun" w:hint="eastAsia"/>
+                <w:color w:val="222222"/>
+                <w:sz w:val="22"/>
+              </w:rPr>
+              <w:t>¥1,500</w:t>
+            </w:r>
+          </w:p>
+        </w:tc>
+        <w:tc>
+          <w:tcPr>
+            <w:tcW w:type="dxa" w:w="1234"/>
+            <w:tcBorders>
+              <w:top w:val="single" w:sz="6" w:space="0" w:color="C9C9C9"/>
+              <w:bottom w:val="single" w:sz="6" w:space="0" w:color="C9C9C9"/>
+              <w:left w:val="single" w:sz="6" w:space="0" w:color="C9C9C9"/>
+              <w:right w:val="single" w:sz="6" w:space="0" w:color="C9C9C9"/>
+            </w:tcBorders>
+            <w:vAlign w:val="center"/>
+            <w:tcMar>
+              <w:top w:w="80" w:type="dxa"/>
+              <w:bottom w:w="80" w:type="dxa"/>
+              <w:left w:w="120" w:type="dxa"/>
+              <w:right w:w="120" w:type="dxa"/>
+            </w:tcMar>
+          </w:tcPr>
+          <w:p>
+            <w:pPr>
+              <w:spacing w:line="240" w:lineRule="auto" w:before="55" w:after="55"/>
+            </w:pPr>
+            <w:r>
+              <w:rPr>
+                <w:rFonts w:ascii="SimSun" w:hAnsi="SimSun" w:eastAsia="SimSun" w:hint="eastAsia"/>
+                <w:color w:val="222222"/>
+                <w:sz w:val="22"/>
+              </w:rPr>
+              <w:t>¥1,500</w:t>
+            </w:r>
+          </w:p>
+        </w:tc>
+      </w:tr>
+      <w:tr>
+        <w:tc>
+          <w:tcPr>
+            <w:tcW w:type="dxa" w:w="7404"/>
+            <w:gridSpan w:val="6"/>
+            <w:shd w:fill="F8EFE9" w:val="clear" w:color="auto"/>
+            <w:tcBorders>
+              <w:top w:val="single" w:sz="6" w:space="0" w:color="C9C9C9"/>
+              <w:bottom w:val="single" w:sz="6" w:space="0" w:color="C9C9C9"/>
+              <w:left w:val="single" w:sz="6" w:space="0" w:color="C9C9C9"/>
+              <w:right w:val="single" w:sz="6" w:space="0" w:color="C9C9C9"/>
+            </w:tcBorders>
+            <w:vAlign w:val="center"/>
+            <w:tcMar>
+              <w:top w:w="80" w:type="dxa"/>
+              <w:bottom w:w="80" w:type="dxa"/>
+              <w:left w:w="120" w:type="dxa"/>
+              <w:right w:w="120" w:type="dxa"/>
+            </w:tcMar>
+          </w:tcPr>
+          <w:p>
+            <w:pPr>
+              <w:spacing w:line="240" w:lineRule="auto" w:before="55" w:after="55"/>
+            </w:pPr>
+            <w:r>
+              <w:rPr>
+                <w:rFonts w:ascii="SimHei" w:hAnsi="SimHei" w:eastAsia="SimHei" w:hint="eastAsia"/>
+                <w:color w:val="A63A2B"/>
+                <w:sz w:val="22"/>
+              </w:rPr>
+              <w:t>奖品采购小计</w:t>
+            </w:r>
+          </w:p>
+        </w:tc>
+        <w:tc>
+          <w:tcPr>
+            <w:tcW w:type="dxa" w:w="1234"/>
+            <w:shd w:fill="F8EFE9"/>
+            <w:tcBorders>
+              <w:top w:val="single" w:sz="6.0" w:color="C9C9C9"/>
+              <w:right w:val="single" w:sz="6.0" w:color="C9C9C9"/>
+              <w:bottom w:val="single" w:sz="6.0" w:color="C9C9C9"/>
+              <w:left w:val="single" w:sz="6.0" w:color="C9C9C9"/>
+            </w:tcBorders>
+          </w:tcPr>
+          <w:p>
+            <w:r>
+              <w:rPr>
+                <w:color w:val="A63A2B"/>
+              </w:rPr>
+              <w:t>¥15,460</w:t>
+            </w:r>
+          </w:p>
+        </w:tc>
+      </w:tr>
+    </w:tbl>
+    <w:p>
+      <w:r/>
+    </w:p>
+    <w:p>
+      <w:pPr>
+        <w:spacing w:line="384" w:lineRule="auto"/>
+      </w:pPr>
+      <w:r>
+        <w:rPr>
+          <w:rFonts w:ascii="SimSun" w:hAnsi="SimSun"/>
+          <w:color w:val="222222"/>
+          <w:sz w:val="24"/>
+        </w:rPr>
+        <w:t xml:space="preserve">2. </w:t>
+      </w:r>
+      <w:r>
+        <w:rPr>
+          <w:rFonts w:ascii="SimSun" w:hAnsi="SimSun"/>
+          <w:color w:val="222222"/>
+          <w:sz w:val="24"/>
+        </w:rPr>
+        <w:t>其他费用（场地、餐饮、物料与服务）</w:t>
+      </w:r>
+      <w:r/>
+    </w:p>
     <w:tbl>
       <w:tblPr>
         <w:tblW w:type="pct" w:w="5000"/>
@@ -1283,7 +3476,7 @@
                 <w:color w:val="FFFFFF"/>
                 <w:sz w:val="22"/>
               </w:rPr>
-              <w:t>说明</w:t>
+              <w:t>明细说明</w:t>
             </w:r>
           </w:p>
         </w:tc>
@@ -1350,133 +3543,6 @@
                 <w:color w:val="222222"/>
                 <w:sz w:val="22"/>
               </w:rPr>
-              <w:t>奖品采购</w:t>
-            </w:r>
-          </w:p>
-        </w:tc>
-        <w:tc>
-          <w:tcPr>
-            <w:tcW w:type="dxa" w:w="2880"/>
-            <w:tcBorders>
-              <w:top w:val="single" w:sz="6" w:space="0" w:color="C9C9C9"/>
-              <w:bottom w:val="single" w:sz="6" w:space="0" w:color="C9C9C9"/>
-              <w:left w:val="single" w:sz="6" w:space="0" w:color="C9C9C9"/>
-              <w:right w:val="single" w:sz="6" w:space="0" w:color="C9C9C9"/>
-            </w:tcBorders>
-            <w:vAlign w:val="center"/>
-            <w:tcMar>
-              <w:top w:w="80" w:type="dxa"/>
-              <w:bottom w:w="80" w:type="dxa"/>
-              <w:left w:w="120" w:type="dxa"/>
-              <w:right w:w="120" w:type="dxa"/>
-            </w:tcMar>
-          </w:tcPr>
-          <w:p>
-            <w:pPr>
-              <w:spacing w:line="240" w:lineRule="auto" w:before="55" w:after="55"/>
-            </w:pPr>
-            <w:r>
-              <w:rPr>
-                <w:rFonts w:ascii="SimSun" w:hAnsi="SimSun" w:eastAsia="SimSun" w:hint="eastAsia"/>
-                <w:color w:val="222222"/>
-                <w:sz w:val="22"/>
-              </w:rPr>
-              <w:t>各等级奖品</w:t>
-            </w:r>
-            <w:r>
-              <w:rPr>
-                <w:rFonts w:ascii="SimSun" w:hAnsi="SimSun" w:eastAsia="SimSun" w:hint="eastAsia"/>
-                <w:color w:val="222222"/>
-                <w:sz w:val="22"/>
-              </w:rPr>
-              <w:t xml:space="preserve"> </w:t>
-            </w:r>
-            <w:r>
-              <w:rPr>
-                <w:rFonts w:ascii="SimSun" w:hAnsi="SimSun" w:eastAsia="SimSun" w:hint="eastAsia"/>
-                <w:color w:val="222222"/>
-                <w:sz w:val="22"/>
-              </w:rPr>
-              <w:t xml:space="preserve"> + </w:t>
-            </w:r>
-            <w:r>
-              <w:rPr>
-                <w:rFonts w:ascii="SimSun" w:hAnsi="SimSun" w:eastAsia="SimSun" w:hint="eastAsia"/>
-                <w:color w:val="222222"/>
-                <w:sz w:val="22"/>
-              </w:rPr>
-              <w:t xml:space="preserve"> </w:t>
-            </w:r>
-            <w:r>
-              <w:rPr>
-                <w:rFonts w:ascii="SimSun" w:hAnsi="SimSun" w:eastAsia="SimSun" w:hint="eastAsia"/>
-                <w:color w:val="222222"/>
-                <w:sz w:val="22"/>
-              </w:rPr>
-              <w:t>状元、王中王大奖</w:t>
-            </w:r>
-          </w:p>
-        </w:tc>
-        <w:tc>
-          <w:tcPr>
-            <w:tcW w:type="dxa" w:w="2880"/>
-            <w:tcBorders>
-              <w:top w:val="single" w:sz="6" w:space="0" w:color="C9C9C9"/>
-              <w:bottom w:val="single" w:sz="6" w:space="0" w:color="C9C9C9"/>
-              <w:left w:val="single" w:sz="6" w:space="0" w:color="C9C9C9"/>
-              <w:right w:val="single" w:sz="6" w:space="0" w:color="C9C9C9"/>
-            </w:tcBorders>
-            <w:vAlign w:val="center"/>
-            <w:tcMar>
-              <w:top w:w="80" w:type="dxa"/>
-              <w:bottom w:w="80" w:type="dxa"/>
-              <w:left w:w="120" w:type="dxa"/>
-              <w:right w:w="120" w:type="dxa"/>
-            </w:tcMar>
-          </w:tcPr>
-          <w:p>
-            <w:pPr>
-              <w:spacing w:line="240" w:lineRule="auto" w:before="55" w:after="55"/>
-            </w:pPr>
-            <w:r>
-              <w:rPr>
-                <w:rFonts w:ascii="SimSun" w:hAnsi="SimSun" w:eastAsia="SimSun" w:hint="eastAsia"/>
-                <w:color w:val="222222"/>
-                <w:sz w:val="22"/>
-              </w:rPr>
-              <w:t>¥15,000–20,000</w:t>
-            </w:r>
-          </w:p>
-        </w:tc>
-      </w:tr>
-      <w:tr>
-        <w:tc>
-          <w:tcPr>
-            <w:tcW w:type="dxa" w:w="2880"/>
-            <w:tcBorders>
-              <w:top w:val="single" w:sz="6" w:space="0" w:color="C9C9C9"/>
-              <w:bottom w:val="single" w:sz="6" w:space="0" w:color="C9C9C9"/>
-              <w:left w:val="single" w:sz="6" w:space="0" w:color="C9C9C9"/>
-              <w:right w:val="single" w:sz="6" w:space="0" w:color="C9C9C9"/>
-            </w:tcBorders>
-            <w:vAlign w:val="center"/>
-            <w:tcMar>
-              <w:top w:w="80" w:type="dxa"/>
-              <w:bottom w:w="80" w:type="dxa"/>
-              <w:left w:w="120" w:type="dxa"/>
-              <w:right w:w="120" w:type="dxa"/>
-            </w:tcMar>
-          </w:tcPr>
-          <w:p>
-            <w:pPr>
-              <w:spacing w:line="240" w:lineRule="auto" w:before="55" w:after="55"/>
-            </w:pPr>
-            <w:r>
-              <w:rPr>
-                <w:rFonts w:ascii="SimSun" w:hAnsi="SimSun" w:eastAsia="SimSun" w:hint="eastAsia"/>
-                <w:color w:val="222222"/>
-                <w:sz w:val="22"/>
-              </w:rPr>
               <w:t>场地布置</w:t>
             </w:r>
           </w:p>
@@ -1508,7 +3574,103 @@
                 <w:color w:val="222222"/>
                 <w:sz w:val="22"/>
               </w:rPr>
-              <w:t>桌椅、横幅、海报、装饰</w:t>
+              <w:t>横幅</w:t>
+            </w:r>
+            <w:r>
+              <w:rPr>
+                <w:rFonts w:ascii="SimSun" w:hAnsi="SimSun" w:eastAsia="SimSun" w:hint="eastAsia"/>
+                <w:color w:val="222222"/>
+                <w:sz w:val="22"/>
+              </w:rPr>
+              <w:t xml:space="preserve"> </w:t>
+            </w:r>
+            <w:r>
+              <w:rPr>
+                <w:rFonts w:ascii="SimSun" w:hAnsi="SimSun" w:eastAsia="SimSun" w:hint="eastAsia"/>
+                <w:color w:val="222222"/>
+                <w:sz w:val="22"/>
+              </w:rPr>
+              <w:t xml:space="preserve"> 1 </w:t>
+            </w:r>
+            <w:r>
+              <w:rPr>
+                <w:rFonts w:ascii="SimSun" w:hAnsi="SimSun" w:eastAsia="SimSun" w:hint="eastAsia"/>
+                <w:color w:val="222222"/>
+                <w:sz w:val="22"/>
+              </w:rPr>
+              <w:t xml:space="preserve"> </w:t>
+            </w:r>
+            <w:r>
+              <w:rPr>
+                <w:rFonts w:ascii="SimSun" w:hAnsi="SimSun" w:eastAsia="SimSun" w:hint="eastAsia"/>
+                <w:color w:val="222222"/>
+                <w:sz w:val="22"/>
+              </w:rPr>
+              <w:t>条、海报</w:t>
+            </w:r>
+            <w:r>
+              <w:rPr>
+                <w:rFonts w:ascii="SimSun" w:hAnsi="SimSun" w:eastAsia="SimSun" w:hint="eastAsia"/>
+                <w:color w:val="222222"/>
+                <w:sz w:val="22"/>
+              </w:rPr>
+              <w:t xml:space="preserve"> </w:t>
+            </w:r>
+            <w:r>
+              <w:rPr>
+                <w:rFonts w:ascii="SimSun" w:hAnsi="SimSun" w:eastAsia="SimSun" w:hint="eastAsia"/>
+                <w:color w:val="222222"/>
+                <w:sz w:val="22"/>
+              </w:rPr>
+              <w:t xml:space="preserve"> 5 </w:t>
+            </w:r>
+            <w:r>
+              <w:rPr>
+                <w:rFonts w:ascii="SimSun" w:hAnsi="SimSun" w:eastAsia="SimSun" w:hint="eastAsia"/>
+                <w:color w:val="222222"/>
+                <w:sz w:val="22"/>
+              </w:rPr>
+              <w:t xml:space="preserve"> </w:t>
+            </w:r>
+            <w:r>
+              <w:rPr>
+                <w:rFonts w:ascii="SimSun" w:hAnsi="SimSun" w:eastAsia="SimSun" w:hint="eastAsia"/>
+                <w:color w:val="222222"/>
+                <w:sz w:val="22"/>
+              </w:rPr>
+              <w:t>张、气球灯笼装饰、桌牌</w:t>
+            </w:r>
+            <w:r>
+              <w:rPr>
+                <w:rFonts w:ascii="SimSun" w:hAnsi="SimSun" w:eastAsia="SimSun" w:hint="eastAsia"/>
+                <w:color w:val="222222"/>
+                <w:sz w:val="22"/>
+              </w:rPr>
+              <w:t xml:space="preserve"> </w:t>
+            </w:r>
+            <w:r>
+              <w:rPr>
+                <w:rFonts w:ascii="SimSun" w:hAnsi="SimSun" w:eastAsia="SimSun" w:hint="eastAsia"/>
+                <w:color w:val="222222"/>
+                <w:sz w:val="22"/>
+              </w:rPr>
+              <w:t xml:space="preserve"> 10 </w:t>
+            </w:r>
+            <w:r>
+              <w:rPr>
+                <w:rFonts w:ascii="SimSun" w:hAnsi="SimSun" w:eastAsia="SimSun" w:hint="eastAsia"/>
+                <w:color w:val="222222"/>
+                <w:sz w:val="22"/>
+              </w:rPr>
+              <w:t xml:space="preserve"> </w:t>
+            </w:r>
+            <w:r>
+              <w:rPr>
+                <w:rFonts w:ascii="SimSun" w:hAnsi="SimSun" w:eastAsia="SimSun" w:hint="eastAsia"/>
+                <w:color w:val="222222"/>
+                <w:sz w:val="22"/>
+              </w:rPr>
+              <w:t>个、签到物料</w:t>
             </w:r>
           </w:p>
         </w:tc>
@@ -1603,7 +3765,7 @@
                 <w:color w:val="222222"/>
                 <w:sz w:val="22"/>
               </w:rPr>
-              <w:t>茶点</w:t>
+              <w:t>茶点或自助餐，按</w:t>
             </w:r>
             <w:r>
               <w:rPr>
@@ -1619,7 +3781,7 @@
                 <w:color w:val="222222"/>
                 <w:sz w:val="22"/>
               </w:rPr>
-              <w:t xml:space="preserve"> / </w:t>
+              <w:t xml:space="preserve"> ¥60–80/</w:t>
             </w:r>
             <w:r>
               <w:rPr>
@@ -1635,7 +3797,39 @@
                 <w:color w:val="222222"/>
                 <w:sz w:val="22"/>
               </w:rPr>
-              <w:t>晚餐（视时段）</w:t>
+              <w:t>人</w:t>
+            </w:r>
+            <w:r>
+              <w:rPr>
+                <w:rFonts w:ascii="SimSun" w:hAnsi="SimSun" w:eastAsia="SimSun" w:hint="eastAsia"/>
+                <w:color w:val="222222"/>
+                <w:sz w:val="22"/>
+              </w:rPr>
+              <w:t xml:space="preserve"> </w:t>
+            </w:r>
+            <w:r>
+              <w:rPr>
+                <w:rFonts w:ascii="SimSun" w:hAnsi="SimSun" w:eastAsia="SimSun" w:hint="eastAsia"/>
+                <w:color w:val="222222"/>
+                <w:sz w:val="22"/>
+              </w:rPr>
+              <w:t xml:space="preserve"> × 100 </w:t>
+            </w:r>
+            <w:r>
+              <w:rPr>
+                <w:rFonts w:ascii="SimSun" w:hAnsi="SimSun" w:eastAsia="SimSun" w:hint="eastAsia"/>
+                <w:color w:val="222222"/>
+                <w:sz w:val="22"/>
+              </w:rPr>
+              <w:t xml:space="preserve"> </w:t>
+            </w:r>
+            <w:r>
+              <w:rPr>
+                <w:rFonts w:ascii="SimSun" w:hAnsi="SimSun" w:eastAsia="SimSun" w:hint="eastAsia"/>
+                <w:color w:val="222222"/>
+                <w:sz w:val="22"/>
+              </w:rPr>
+              <w:t>人</w:t>
             </w:r>
           </w:p>
         </w:tc>
@@ -1666,7 +3860,7 @@
                 <w:color w:val="222222"/>
                 <w:sz w:val="22"/>
               </w:rPr>
-              <w:t>¥5,000–8,000</w:t>
+              <w:t>¥6,000–8,000</w:t>
             </w:r>
           </w:p>
         </w:tc>
@@ -1730,7 +3924,103 @@
                 <w:color w:val="222222"/>
                 <w:sz w:val="22"/>
               </w:rPr>
-              <w:t>骰子、大碗、号码牌等</w:t>
+              <w:t>骰子</w:t>
+            </w:r>
+            <w:r>
+              <w:rPr>
+                <w:rFonts w:ascii="SimSun" w:hAnsi="SimSun" w:eastAsia="SimSun" w:hint="eastAsia"/>
+                <w:color w:val="222222"/>
+                <w:sz w:val="22"/>
+              </w:rPr>
+              <w:t xml:space="preserve"> </w:t>
+            </w:r>
+            <w:r>
+              <w:rPr>
+                <w:rFonts w:ascii="SimSun" w:hAnsi="SimSun" w:eastAsia="SimSun" w:hint="eastAsia"/>
+                <w:color w:val="222222"/>
+                <w:sz w:val="22"/>
+              </w:rPr>
+              <w:t xml:space="preserve"> 10 </w:t>
+            </w:r>
+            <w:r>
+              <w:rPr>
+                <w:rFonts w:ascii="SimSun" w:hAnsi="SimSun" w:eastAsia="SimSun" w:hint="eastAsia"/>
+                <w:color w:val="222222"/>
+                <w:sz w:val="22"/>
+              </w:rPr>
+              <w:t xml:space="preserve"> </w:t>
+            </w:r>
+            <w:r>
+              <w:rPr>
+                <w:rFonts w:ascii="SimSun" w:hAnsi="SimSun" w:eastAsia="SimSun" w:hint="eastAsia"/>
+                <w:color w:val="222222"/>
+                <w:sz w:val="22"/>
+              </w:rPr>
+              <w:t>副、大碗</w:t>
+            </w:r>
+            <w:r>
+              <w:rPr>
+                <w:rFonts w:ascii="SimSun" w:hAnsi="SimSun" w:eastAsia="SimSun" w:hint="eastAsia"/>
+                <w:color w:val="222222"/>
+                <w:sz w:val="22"/>
+              </w:rPr>
+              <w:t xml:space="preserve"> </w:t>
+            </w:r>
+            <w:r>
+              <w:rPr>
+                <w:rFonts w:ascii="SimSun" w:hAnsi="SimSun" w:eastAsia="SimSun" w:hint="eastAsia"/>
+                <w:color w:val="222222"/>
+                <w:sz w:val="22"/>
+              </w:rPr>
+              <w:t xml:space="preserve"> 10 </w:t>
+            </w:r>
+            <w:r>
+              <w:rPr>
+                <w:rFonts w:ascii="SimSun" w:hAnsi="SimSun" w:eastAsia="SimSun" w:hint="eastAsia"/>
+                <w:color w:val="222222"/>
+                <w:sz w:val="22"/>
+              </w:rPr>
+              <w:t xml:space="preserve"> </w:t>
+            </w:r>
+            <w:r>
+              <w:rPr>
+                <w:rFonts w:ascii="SimSun" w:hAnsi="SimSun" w:eastAsia="SimSun" w:hint="eastAsia"/>
+                <w:color w:val="222222"/>
+                <w:sz w:val="22"/>
+              </w:rPr>
+              <w:t>个、号码牌</w:t>
+            </w:r>
+            <w:r>
+              <w:rPr>
+                <w:rFonts w:ascii="SimSun" w:hAnsi="SimSun" w:eastAsia="SimSun" w:hint="eastAsia"/>
+                <w:color w:val="222222"/>
+                <w:sz w:val="22"/>
+              </w:rPr>
+              <w:t xml:space="preserve"> </w:t>
+            </w:r>
+            <w:r>
+              <w:rPr>
+                <w:rFonts w:ascii="SimSun" w:hAnsi="SimSun" w:eastAsia="SimSun" w:hint="eastAsia"/>
+                <w:color w:val="222222"/>
+                <w:sz w:val="22"/>
+              </w:rPr>
+              <w:t xml:space="preserve"> 100 </w:t>
+            </w:r>
+            <w:r>
+              <w:rPr>
+                <w:rFonts w:ascii="SimSun" w:hAnsi="SimSun" w:eastAsia="SimSun" w:hint="eastAsia"/>
+                <w:color w:val="222222"/>
+                <w:sz w:val="22"/>
+              </w:rPr>
+              <w:t xml:space="preserve"> </w:t>
+            </w:r>
+            <w:r>
+              <w:rPr>
+                <w:rFonts w:ascii="SimSun" w:hAnsi="SimSun" w:eastAsia="SimSun" w:hint="eastAsia"/>
+                <w:color w:val="222222"/>
+                <w:sz w:val="22"/>
+              </w:rPr>
+              <w:t>张、计分卡</w:t>
             </w:r>
           </w:p>
         </w:tc>
@@ -1825,7 +4115,39 @@
                 <w:color w:val="222222"/>
                 <w:sz w:val="22"/>
               </w:rPr>
-              <w:t>可内部兼任则省</w:t>
+              <w:t>内部同事兼任则</w:t>
+            </w:r>
+            <w:r>
+              <w:rPr>
+                <w:rFonts w:ascii="SimSun" w:hAnsi="SimSun" w:eastAsia="SimSun" w:hint="eastAsia"/>
+                <w:color w:val="222222"/>
+                <w:sz w:val="22"/>
+              </w:rPr>
+              <w:t xml:space="preserve"> </w:t>
+            </w:r>
+            <w:r>
+              <w:rPr>
+                <w:rFonts w:ascii="SimSun" w:hAnsi="SimSun" w:eastAsia="SimSun" w:hint="eastAsia"/>
+                <w:color w:val="222222"/>
+                <w:sz w:val="22"/>
+              </w:rPr>
+              <w:t xml:space="preserve"> 0 </w:t>
+            </w:r>
+            <w:r>
+              <w:rPr>
+                <w:rFonts w:ascii="SimSun" w:hAnsi="SimSun" w:eastAsia="SimSun" w:hint="eastAsia"/>
+                <w:color w:val="222222"/>
+                <w:sz w:val="22"/>
+              </w:rPr>
+              <w:t xml:space="preserve"> </w:t>
+            </w:r>
+            <w:r>
+              <w:rPr>
+                <w:rFonts w:ascii="SimSun" w:hAnsi="SimSun" w:eastAsia="SimSun" w:hint="eastAsia"/>
+                <w:color w:val="222222"/>
+                <w:sz w:val="22"/>
+              </w:rPr>
+              <w:t>成本</w:t>
             </w:r>
           </w:p>
         </w:tc>
@@ -1920,7 +4242,39 @@
                 <w:color w:val="222222"/>
                 <w:sz w:val="22"/>
               </w:rPr>
-              <w:t>音响设备、现场拍摄</w:t>
+              <w:t>音响话筒设备、现场摄影</w:t>
+            </w:r>
+            <w:r>
+              <w:rPr>
+                <w:rFonts w:ascii="SimSun" w:hAnsi="SimSun" w:eastAsia="SimSun" w:hint="eastAsia"/>
+                <w:color w:val="222222"/>
+                <w:sz w:val="22"/>
+              </w:rPr>
+              <w:t xml:space="preserve"> </w:t>
+            </w:r>
+            <w:r>
+              <w:rPr>
+                <w:rFonts w:ascii="SimSun" w:hAnsi="SimSun" w:eastAsia="SimSun" w:hint="eastAsia"/>
+                <w:color w:val="222222"/>
+                <w:sz w:val="22"/>
+              </w:rPr>
+              <w:t>/</w:t>
+            </w:r>
+            <w:r>
+              <w:rPr>
+                <w:rFonts w:ascii="SimSun" w:hAnsi="SimSun" w:eastAsia="SimSun" w:hint="eastAsia"/>
+                <w:color w:val="222222"/>
+                <w:sz w:val="22"/>
+              </w:rPr>
+              <w:t xml:space="preserve"> </w:t>
+            </w:r>
+            <w:r>
+              <w:rPr>
+                <w:rFonts w:ascii="SimSun" w:hAnsi="SimSun" w:eastAsia="SimSun" w:hint="eastAsia"/>
+                <w:color w:val="222222"/>
+                <w:sz w:val="22"/>
+              </w:rPr>
+              <w:t>摄像</w:t>
             </w:r>
           </w:p>
         </w:tc>
@@ -2015,7 +4369,7 @@
                 <w:color w:val="222222"/>
                 <w:sz w:val="22"/>
               </w:rPr>
-              <w:t>应急与补充</w:t>
+              <w:t>应急采购与临时补充</w:t>
             </w:r>
           </w:p>
         </w:tc>
@@ -2054,38 +4408,6 @@
       <w:tr>
         <w:tc>
           <w:tcPr>
-            <w:tcW w:type="dxa" w:w="2880"/>
-            <w:shd w:fill="F8EFE9" w:val="clear" w:color="auto"/>
-            <w:tcBorders>
-              <w:top w:val="single" w:sz="6" w:space="0" w:color="C9C9C9"/>
-              <w:bottom w:val="single" w:sz="6" w:space="0" w:color="C9C9C9"/>
-              <w:left w:val="single" w:sz="6" w:space="0" w:color="C9C9C9"/>
-              <w:right w:val="single" w:sz="6" w:space="0" w:color="C9C9C9"/>
-            </w:tcBorders>
-            <w:vAlign w:val="center"/>
-            <w:tcMar>
-              <w:top w:w="80" w:type="dxa"/>
-              <w:bottom w:w="80" w:type="dxa"/>
-              <w:left w:w="120" w:type="dxa"/>
-              <w:right w:w="120" w:type="dxa"/>
-            </w:tcMar>
-          </w:tcPr>
-          <w:p>
-            <w:pPr>
-              <w:spacing w:line="240" w:lineRule="auto" w:before="55" w:after="55"/>
-            </w:pPr>
-            <w:r>
-              <w:rPr>
-                <w:rFonts w:ascii="SimHei" w:hAnsi="SimHei" w:eastAsia="SimHei" w:hint="eastAsia"/>
-                <w:color w:val="A63A2B"/>
-                <w:sz w:val="22"/>
-              </w:rPr>
-              <w:t>合计（预估）</w:t>
-            </w:r>
-          </w:p>
-        </w:tc>
-        <w:tc>
-          <w:tcPr>
             <w:tcW w:type="dxa" w:w="5760"/>
             <w:gridSpan w:val="2"/>
             <w:shd w:fill="F8EFE9" w:val="clear" w:color="auto"/>
@@ -2113,45 +4435,112 @@
                 <w:color w:val="A63A2B"/>
                 <w:sz w:val="22"/>
               </w:rPr>
-              <w:t>约</w:t>
+              <w:t>其他费用小计</w:t>
             </w:r>
+          </w:p>
+        </w:tc>
+        <w:tc>
+          <w:tcPr>
+            <w:tcW w:type="dxa" w:w="2880"/>
+            <w:shd w:fill="F8EFE9"/>
+            <w:tcBorders>
+              <w:top w:val="single" w:sz="6.0" w:color="C9C9C9"/>
+              <w:right w:val="single" w:sz="6.0" w:color="C9C9C9"/>
+              <w:bottom w:val="single" w:sz="6.0" w:color="C9C9C9"/>
+              <w:left w:val="single" w:sz="6.0" w:color="C9C9C9"/>
+            </w:tcBorders>
+          </w:tcPr>
+          <w:p>
             <w:r>
               <w:rPr>
-                <w:rFonts w:ascii="SimHei" w:hAnsi="SimHei" w:eastAsia="SimHei" w:hint="eastAsia"/>
                 <w:color w:val="A63A2B"/>
-                <w:sz w:val="22"/>
               </w:rPr>
-              <w:t xml:space="preserve"> </w:t>
-            </w:r>
-            <w:r>
-              <w:rPr>
-                <w:rFonts w:ascii="SimHei" w:hAnsi="SimHei" w:eastAsia="SimHei" w:hint="eastAsia"/>
-                <w:color w:val="A63A2B"/>
-                <w:sz w:val="22"/>
-              </w:rPr>
-              <w:t xml:space="preserve"> ¥26,000–38,500</w:t>
-            </w:r>
-            <w:r>
-              <w:rPr>
-                <w:rFonts w:ascii="SimHei" w:hAnsi="SimHei" w:eastAsia="SimHei" w:hint="eastAsia"/>
-                <w:color w:val="A63A2B"/>
-                <w:sz w:val="22"/>
-              </w:rPr>
-              <w:t xml:space="preserve"> </w:t>
-            </w:r>
-            <w:r>
-              <w:rPr>
-                <w:rFonts w:ascii="SimHei" w:hAnsi="SimHei" w:eastAsia="SimHei" w:hint="eastAsia"/>
-                <w:color w:val="A63A2B"/>
-                <w:sz w:val="22"/>
-              </w:rPr>
-              <w:t>，以实际报价为准</w:t>
+              <w:t>¥12,000–18,500</w:t>
             </w:r>
           </w:p>
         </w:tc>
       </w:tr>
     </w:tbl>
     <w:p>
+      <w:r/>
+    </w:p>
+    <w:p>
+      <w:pPr>
+        <w:spacing w:line="384" w:lineRule="auto"/>
+      </w:pPr>
+      <w:r>
+        <w:rPr>
+          <w:rFonts w:ascii="SimSun" w:hAnsi="SimSun"/>
+          <w:color w:val="222222"/>
+          <w:sz w:val="24"/>
+        </w:rPr>
+        <w:t xml:space="preserve">3. </w:t>
+      </w:r>
+      <w:r>
+        <w:rPr>
+          <w:rFonts w:ascii="SimSun" w:hAnsi="SimSun"/>
+          <w:color w:val="222222"/>
+          <w:sz w:val="24"/>
+        </w:rPr>
+        <w:t>预算合计（预估）：奖品采购约</w:t>
+      </w:r>
+      <w:r>
+        <w:rPr>
+          <w:rFonts w:ascii="SimSun" w:hAnsi="SimSun"/>
+          <w:color w:val="222222"/>
+          <w:sz w:val="24"/>
+        </w:rPr>
+        <w:t xml:space="preserve"> ¥15,460</w:t>
+      </w:r>
+      <w:r>
+        <w:rPr>
+          <w:rFonts w:ascii="SimSun" w:hAnsi="SimSun"/>
+          <w:color w:val="222222"/>
+          <w:sz w:val="24"/>
+        </w:rPr>
+        <w:t>，加其他费用约</w:t>
+      </w:r>
+      <w:r>
+        <w:rPr>
+          <w:rFonts w:ascii="SimSun" w:hAnsi="SimSun"/>
+          <w:color w:val="222222"/>
+          <w:sz w:val="24"/>
+        </w:rPr>
+        <w:t xml:space="preserve"> ¥12,000–18,500</w:t>
+      </w:r>
+      <w:r>
+        <w:rPr>
+          <w:rFonts w:ascii="SimSun" w:hAnsi="SimSun"/>
+          <w:color w:val="222222"/>
+          <w:sz w:val="24"/>
+        </w:rPr>
+        <w:t>，合计约</w:t>
+      </w:r>
+      <w:r>
+        <w:rPr>
+          <w:rFonts w:ascii="SimSun" w:hAnsi="SimSun"/>
+          <w:color w:val="222222"/>
+          <w:sz w:val="24"/>
+        </w:rPr>
+        <w:t xml:space="preserve"> </w:t>
+      </w:r>
+      <w:r>
+        <w:rPr>
+          <w:rFonts w:ascii="SimSun" w:hAnsi="SimSun"/>
+          <w:b/>
+          <w:color w:val="222222"/>
+          <w:sz w:val="24"/>
+        </w:rPr>
+        <w:t>¥27,460–33,960</w:t>
+      </w:r>
+      <w:r>
+        <w:rPr>
+          <w:rFonts w:ascii="SimSun" w:hAnsi="SimSun"/>
+          <w:color w:val="222222"/>
+          <w:sz w:val="24"/>
+        </w:rPr>
+        <w:t>，以实际报价为准。</w:t>
+      </w:r>
       <w:r/>
     </w:p>
     <w:p>

--- a/中秋博饼活动策划框架.docx
+++ b/中秋博饼活动策划框架.docx
@@ -148,7 +148,7 @@
           <w:color w:val="888888"/>
           <w:sz w:val="21"/>
         </w:rPr>
-        <w:t>V1.0</w:t>
+        <w:t>V1.1</w:t>
       </w:r>
       <w:r>
         <w:rPr>
@@ -156,7 +156,7 @@
           <w:color w:val="888888"/>
           <w:sz w:val="21"/>
         </w:rPr>
-        <w:t>（方向确认稿）</w:t>
+        <w:t>（送审稿）</w:t>
       </w:r>
       <w:r/>
     </w:p>
@@ -253,7 +253,7 @@
           <w:color w:val="222222"/>
           <w:sz w:val="24"/>
         </w:rPr>
-        <w:t>建议总时长约</w:t>
+        <w:t>活动总时长约</w:t>
       </w:r>
       <w:r>
         <w:rPr>
@@ -269,7 +269,7 @@
           <w:color w:val="222222"/>
           <w:sz w:val="24"/>
         </w:rPr>
-        <w:t>小时，安排在工作日下午或晚间；按</w:t>
+        <w:t>小时，建议安排在工作日下午或晚间；按</w:t>
       </w:r>
       <w:r>
         <w:rPr>
@@ -328,14 +328,15 @@
         <w:tblLayout w:type="autofit"/>
       </w:tblPr>
       <w:tblGrid>
-        <w:gridCol w:w="2880"/>
-        <w:gridCol w:w="2880"/>
-        <w:gridCol w:w="2880"/>
+        <w:gridCol w:w="2160"/>
+        <w:gridCol w:w="2160"/>
+        <w:gridCol w:w="2160"/>
+        <w:gridCol w:w="2160"/>
       </w:tblGrid>
       <w:tr>
         <w:tc>
           <w:tcPr>
-            <w:tcW w:type="dxa" w:w="2880"/>
+            <w:tcW w:type="dxa" w:w="2160"/>
             <w:shd w:fill="A63A2B" w:val="clear" w:color="auto"/>
             <w:tcBorders>
               <w:top w:val="single" w:sz="6" w:space="0" w:color="A63A2B"/>
@@ -369,7 +370,7 @@
         </w:tc>
         <w:tc>
           <w:tcPr>
-            <w:tcW w:type="dxa" w:w="2880"/>
+            <w:tcW w:type="dxa" w:w="2160"/>
             <w:shd w:fill="A63A2B" w:val="clear" w:color="auto"/>
             <w:tcBorders>
               <w:top w:val="single" w:sz="6" w:space="0" w:color="A63A2B"/>
@@ -403,7 +404,7 @@
         </w:tc>
         <w:tc>
           <w:tcPr>
-            <w:tcW w:type="dxa" w:w="2880"/>
+            <w:tcW w:type="dxa" w:w="2160"/>
             <w:shd w:fill="A63A2B" w:val="clear" w:color="auto"/>
             <w:tcBorders>
               <w:top w:val="single" w:sz="6" w:space="0" w:color="A63A2B"/>
@@ -435,11 +436,45 @@
             </w:r>
           </w:p>
         </w:tc>
+        <w:tc>
+          <w:tcPr>
+            <w:tcW w:type="dxa" w:w="2160"/>
+            <w:shd w:fill="A63A2B" w:val="clear" w:color="auto"/>
+            <w:tcBorders>
+              <w:top w:val="single" w:sz="6" w:space="0" w:color="A63A2B"/>
+              <w:bottom w:val="single" w:sz="6" w:space="0" w:color="A63A2B"/>
+              <w:left w:val="single" w:sz="6" w:space="0" w:color="A63A2B"/>
+              <w:right w:val="single" w:sz="6" w:space="0" w:color="A63A2B"/>
+            </w:tcBorders>
+            <w:vAlign w:val="center"/>
+            <w:tcMar>
+              <w:top w:w="80" w:type="dxa"/>
+              <w:bottom w:w="80" w:type="dxa"/>
+              <w:left w:w="120" w:type="dxa"/>
+              <w:right w:w="120" w:type="dxa"/>
+            </w:tcMar>
+          </w:tcPr>
+          <w:p>
+            <w:pPr>
+              <w:jc w:val="left"/>
+              <w:spacing w:line="240" w:lineRule="auto" w:before="55" w:after="55"/>
+            </w:pPr>
+            <w:r>
+              <w:rPr>
+                <w:rFonts w:ascii="SimHei" w:hAnsi="SimHei" w:eastAsia="SimHei" w:hint="eastAsia"/>
+                <w:b/>
+                <w:color w:val="FFFFFF"/>
+                <w:sz w:val="22"/>
+              </w:rPr>
+              <w:t>注意事项</w:t>
+            </w:r>
+          </w:p>
+        </w:tc>
       </w:tr>
       <w:tr>
         <w:tc>
           <w:tcPr>
-            <w:tcW w:type="dxa" w:w="2880"/>
+            <w:tcW w:type="dxa" w:w="2160"/>
             <w:tcBorders>
               <w:top w:val="single" w:sz="6" w:space="0" w:color="C9C9C9"/>
               <w:bottom w:val="single" w:sz="6" w:space="0" w:color="C9C9C9"/>
@@ -470,7 +505,7 @@
         </w:tc>
         <w:tc>
           <w:tcPr>
-            <w:tcW w:type="dxa" w:w="2880"/>
+            <w:tcW w:type="dxa" w:w="2160"/>
             <w:tcBorders>
               <w:top w:val="single" w:sz="6" w:space="0" w:color="C9C9C9"/>
               <w:bottom w:val="single" w:sz="6" w:space="0" w:color="C9C9C9"/>
@@ -501,7 +536,7 @@
         </w:tc>
         <w:tc>
           <w:tcPr>
-            <w:tcW w:type="dxa" w:w="2880"/>
+            <w:tcW w:type="dxa" w:w="2160"/>
             <w:tcBorders>
               <w:top w:val="single" w:sz="6" w:space="0" w:color="C9C9C9"/>
               <w:bottom w:val="single" w:sz="6" w:space="0" w:color="C9C9C9"/>
@@ -530,11 +565,42 @@
             </w:r>
           </w:p>
         </w:tc>
+        <w:tc>
+          <w:tcPr>
+            <w:tcW w:type="dxa" w:w="2160"/>
+            <w:tcBorders>
+              <w:top w:val="single" w:sz="6" w:space="0" w:color="C9C9C9"/>
+              <w:bottom w:val="single" w:sz="6" w:space="0" w:color="C9C9C9"/>
+              <w:left w:val="single" w:sz="6" w:space="0" w:color="C9C9C9"/>
+              <w:right w:val="single" w:sz="6" w:space="0" w:color="C9C9C9"/>
+            </w:tcBorders>
+            <w:vAlign w:val="center"/>
+            <w:tcMar>
+              <w:top w:w="80" w:type="dxa"/>
+              <w:bottom w:w="80" w:type="dxa"/>
+              <w:left w:w="120" w:type="dxa"/>
+              <w:right w:w="120" w:type="dxa"/>
+            </w:tcMar>
+          </w:tcPr>
+          <w:p>
+            <w:pPr>
+              <w:spacing w:line="240" w:lineRule="auto" w:before="55" w:after="55"/>
+            </w:pPr>
+            <w:r>
+              <w:rPr>
+                <w:rFonts w:ascii="SimSun" w:hAnsi="SimSun" w:eastAsia="SimSun" w:hint="eastAsia"/>
+                <w:color w:val="222222"/>
+                <w:sz w:val="22"/>
+              </w:rPr>
+              <w:t>提前完成场地布置与物料清点，确保签到流程顺畅有序</w:t>
+            </w:r>
+          </w:p>
+        </w:tc>
       </w:tr>
       <w:tr>
         <w:tc>
           <w:tcPr>
-            <w:tcW w:type="dxa" w:w="2880"/>
+            <w:tcW w:type="dxa" w:w="2160"/>
             <w:tcBorders>
               <w:top w:val="single" w:sz="6" w:space="0" w:color="C9C9C9"/>
               <w:bottom w:val="single" w:sz="6" w:space="0" w:color="C9C9C9"/>
@@ -565,7 +631,7 @@
         </w:tc>
         <w:tc>
           <w:tcPr>
-            <w:tcW w:type="dxa" w:w="2880"/>
+            <w:tcW w:type="dxa" w:w="2160"/>
             <w:tcBorders>
               <w:top w:val="single" w:sz="6" w:space="0" w:color="C9C9C9"/>
               <w:bottom w:val="single" w:sz="6" w:space="0" w:color="C9C9C9"/>
@@ -596,7 +662,7 @@
         </w:tc>
         <w:tc>
           <w:tcPr>
-            <w:tcW w:type="dxa" w:w="2880"/>
+            <w:tcW w:type="dxa" w:w="2160"/>
             <w:tcBorders>
               <w:top w:val="single" w:sz="6" w:space="0" w:color="C9C9C9"/>
               <w:bottom w:val="single" w:sz="6" w:space="0" w:color="C9C9C9"/>
@@ -621,39 +687,38 @@
                 <w:color w:val="222222"/>
                 <w:sz w:val="22"/>
               </w:rPr>
-              <w:t>领导致辞</w:t>
+              <w:t>领导致辞与规则宣讲</w:t>
             </w:r>
+          </w:p>
+        </w:tc>
+        <w:tc>
+          <w:tcPr>
+            <w:tcW w:type="dxa" w:w="2160"/>
+            <w:tcBorders>
+              <w:top w:val="single" w:sz="6" w:space="0" w:color="C9C9C9"/>
+              <w:bottom w:val="single" w:sz="6" w:space="0" w:color="C9C9C9"/>
+              <w:left w:val="single" w:sz="6" w:space="0" w:color="C9C9C9"/>
+              <w:right w:val="single" w:sz="6" w:space="0" w:color="C9C9C9"/>
+            </w:tcBorders>
+            <w:vAlign w:val="center"/>
+            <w:tcMar>
+              <w:top w:w="80" w:type="dxa"/>
+              <w:bottom w:w="80" w:type="dxa"/>
+              <w:left w:w="120" w:type="dxa"/>
+              <w:right w:w="120" w:type="dxa"/>
+            </w:tcMar>
+          </w:tcPr>
+          <w:p>
+            <w:pPr>
+              <w:spacing w:line="240" w:lineRule="auto" w:before="55" w:after="55"/>
+            </w:pPr>
             <w:r>
               <w:rPr>
                 <w:rFonts w:ascii="SimSun" w:hAnsi="SimSun" w:eastAsia="SimSun" w:hint="eastAsia"/>
                 <w:color w:val="222222"/>
                 <w:sz w:val="22"/>
               </w:rPr>
-              <w:t xml:space="preserve"> </w:t>
-            </w:r>
-            <w:r>
-              <w:rPr>
-                <w:rFonts w:ascii="SimSun" w:hAnsi="SimSun" w:eastAsia="SimSun" w:hint="eastAsia"/>
-                <w:color w:val="222222"/>
-                <w:sz w:val="22"/>
-              </w:rPr>
-              <w:t xml:space="preserve"> + </w:t>
-            </w:r>
-            <w:r>
-              <w:rPr>
-                <w:rFonts w:ascii="SimSun" w:hAnsi="SimSun" w:eastAsia="SimSun" w:hint="eastAsia"/>
-                <w:color w:val="222222"/>
-                <w:sz w:val="22"/>
-              </w:rPr>
-              <w:t xml:space="preserve"> </w:t>
-            </w:r>
-            <w:r>
-              <w:rPr>
-                <w:rFonts w:ascii="SimSun" w:hAnsi="SimSun" w:eastAsia="SimSun" w:hint="eastAsia"/>
-                <w:color w:val="222222"/>
-                <w:sz w:val="22"/>
-              </w:rPr>
-              <w:t>规则宣讲</w:t>
+              <w:t>严格控制时长，避免挤占后续博饼环节</w:t>
             </w:r>
           </w:p>
         </w:tc>
@@ -661,7 +726,7 @@
       <w:tr>
         <w:tc>
           <w:tcPr>
-            <w:tcW w:type="dxa" w:w="2880"/>
+            <w:tcW w:type="dxa" w:w="2160"/>
             <w:tcBorders>
               <w:top w:val="single" w:sz="6" w:space="0" w:color="C9C9C9"/>
               <w:bottom w:val="single" w:sz="6" w:space="0" w:color="C9C9C9"/>
@@ -692,7 +757,7 @@
         </w:tc>
         <w:tc>
           <w:tcPr>
-            <w:tcW w:type="dxa" w:w="2880"/>
+            <w:tcW w:type="dxa" w:w="2160"/>
             <w:tcBorders>
               <w:top w:val="single" w:sz="6" w:space="0" w:color="C9C9C9"/>
               <w:bottom w:val="single" w:sz="6" w:space="0" w:color="C9C9C9"/>
@@ -723,7 +788,7 @@
         </w:tc>
         <w:tc>
           <w:tcPr>
-            <w:tcW w:type="dxa" w:w="2880"/>
+            <w:tcW w:type="dxa" w:w="2160"/>
             <w:tcBorders>
               <w:top w:val="single" w:sz="6" w:space="0" w:color="C9C9C9"/>
               <w:bottom w:val="single" w:sz="6" w:space="0" w:color="C9C9C9"/>
@@ -752,11 +817,42 @@
             </w:r>
           </w:p>
         </w:tc>
+        <w:tc>
+          <w:tcPr>
+            <w:tcW w:type="dxa" w:w="2160"/>
+            <w:tcBorders>
+              <w:top w:val="single" w:sz="6" w:space="0" w:color="C9C9C9"/>
+              <w:bottom w:val="single" w:sz="6" w:space="0" w:color="C9C9C9"/>
+              <w:left w:val="single" w:sz="6" w:space="0" w:color="C9C9C9"/>
+              <w:right w:val="single" w:sz="6" w:space="0" w:color="C9C9C9"/>
+            </w:tcBorders>
+            <w:vAlign w:val="center"/>
+            <w:tcMar>
+              <w:top w:w="80" w:type="dxa"/>
+              <w:bottom w:w="80" w:type="dxa"/>
+              <w:left w:w="120" w:type="dxa"/>
+              <w:right w:w="120" w:type="dxa"/>
+            </w:tcMar>
+          </w:tcPr>
+          <w:p>
+            <w:pPr>
+              <w:spacing w:line="240" w:lineRule="auto" w:before="55" w:after="55"/>
+            </w:pPr>
+            <w:r>
+              <w:rPr>
+                <w:rFonts w:ascii="SimSun" w:hAnsi="SimSun" w:eastAsia="SimSun" w:hint="eastAsia"/>
+                <w:color w:val="222222"/>
+                <w:sz w:val="22"/>
+              </w:rPr>
+              <w:t>每桌设桌长一名，统一判奖口径，确保公平公正</w:t>
+            </w:r>
+          </w:p>
+        </w:tc>
       </w:tr>
       <w:tr>
         <w:tc>
           <w:tcPr>
-            <w:tcW w:type="dxa" w:w="2880"/>
+            <w:tcW w:type="dxa" w:w="2160"/>
             <w:tcBorders>
               <w:top w:val="single" w:sz="6" w:space="0" w:color="C9C9C9"/>
               <w:bottom w:val="single" w:sz="6" w:space="0" w:color="C9C9C9"/>
@@ -787,7 +883,7 @@
         </w:tc>
         <w:tc>
           <w:tcPr>
-            <w:tcW w:type="dxa" w:w="2880"/>
+            <w:tcW w:type="dxa" w:w="2160"/>
             <w:tcBorders>
               <w:top w:val="single" w:sz="6" w:space="0" w:color="C9C9C9"/>
               <w:bottom w:val="single" w:sz="6" w:space="0" w:color="C9C9C9"/>
@@ -818,7 +914,7 @@
         </w:tc>
         <w:tc>
           <w:tcPr>
-            <w:tcW w:type="dxa" w:w="2880"/>
+            <w:tcW w:type="dxa" w:w="2160"/>
             <w:tcBorders>
               <w:top w:val="single" w:sz="6" w:space="0" w:color="C9C9C9"/>
               <w:bottom w:val="single" w:sz="6" w:space="0" w:color="C9C9C9"/>
@@ -843,39 +939,38 @@
                 <w:color w:val="222222"/>
                 <w:sz w:val="22"/>
               </w:rPr>
-              <w:t>各桌状元上台</w:t>
+              <w:t>各桌状元上台对决，决出全场「王中王」</w:t>
             </w:r>
+          </w:p>
+        </w:tc>
+        <w:tc>
+          <w:tcPr>
+            <w:tcW w:type="dxa" w:w="2160"/>
+            <w:tcBorders>
+              <w:top w:val="single" w:sz="6" w:space="0" w:color="C9C9C9"/>
+              <w:bottom w:val="single" w:sz="6" w:space="0" w:color="C9C9C9"/>
+              <w:left w:val="single" w:sz="6" w:space="0" w:color="C9C9C9"/>
+              <w:right w:val="single" w:sz="6" w:space="0" w:color="C9C9C9"/>
+            </w:tcBorders>
+            <w:vAlign w:val="center"/>
+            <w:tcMar>
+              <w:top w:w="80" w:type="dxa"/>
+              <w:bottom w:w="80" w:type="dxa"/>
+              <w:left w:w="120" w:type="dxa"/>
+              <w:right w:w="120" w:type="dxa"/>
+            </w:tcMar>
+          </w:tcPr>
+          <w:p>
+            <w:pPr>
+              <w:spacing w:line="240" w:lineRule="auto" w:before="55" w:after="55"/>
+            </w:pPr>
             <w:r>
               <w:rPr>
                 <w:rFonts w:ascii="SimSun" w:hAnsi="SimSun" w:eastAsia="SimSun" w:hint="eastAsia"/>
                 <w:color w:val="222222"/>
                 <w:sz w:val="22"/>
               </w:rPr>
-              <w:t xml:space="preserve"> </w:t>
-            </w:r>
-            <w:r>
-              <w:rPr>
-                <w:rFonts w:ascii="SimSun" w:hAnsi="SimSun" w:eastAsia="SimSun" w:hint="eastAsia"/>
-                <w:color w:val="222222"/>
-                <w:sz w:val="22"/>
-              </w:rPr>
-              <w:t xml:space="preserve"> PK</w:t>
-            </w:r>
-            <w:r>
-              <w:rPr>
-                <w:rFonts w:ascii="SimSun" w:hAnsi="SimSun" w:eastAsia="SimSun" w:hint="eastAsia"/>
-                <w:color w:val="222222"/>
-                <w:sz w:val="22"/>
-              </w:rPr>
-              <w:t xml:space="preserve"> </w:t>
-            </w:r>
-            <w:r>
-              <w:rPr>
-                <w:rFonts w:ascii="SimSun" w:hAnsi="SimSun" w:eastAsia="SimSun" w:hint="eastAsia"/>
-                <w:color w:val="222222"/>
-                <w:sz w:val="22"/>
-              </w:rPr>
-              <w:t>，决出全场「王中王」</w:t>
+              <w:t>提前准备赛制说明与所需道具，确保环节衔接紧凑</w:t>
             </w:r>
           </w:p>
         </w:tc>
@@ -883,7 +978,7 @@
       <w:tr>
         <w:tc>
           <w:tcPr>
-            <w:tcW w:type="dxa" w:w="2880"/>
+            <w:tcW w:type="dxa" w:w="2160"/>
             <w:tcBorders>
               <w:top w:val="single" w:sz="6" w:space="0" w:color="C9C9C9"/>
               <w:bottom w:val="single" w:sz="6" w:space="0" w:color="C9C9C9"/>
@@ -914,7 +1009,7 @@
         </w:tc>
         <w:tc>
           <w:tcPr>
-            <w:tcW w:type="dxa" w:w="2880"/>
+            <w:tcW w:type="dxa" w:w="2160"/>
             <w:tcBorders>
               <w:top w:val="single" w:sz="6" w:space="0" w:color="C9C9C9"/>
               <w:bottom w:val="single" w:sz="6" w:space="0" w:color="C9C9C9"/>
@@ -945,7 +1040,7 @@
         </w:tc>
         <w:tc>
           <w:tcPr>
-            <w:tcW w:type="dxa" w:w="2880"/>
+            <w:tcW w:type="dxa" w:w="2160"/>
             <w:tcBorders>
               <w:top w:val="single" w:sz="6" w:space="0" w:color="C9C9C9"/>
               <w:bottom w:val="single" w:sz="6" w:space="0" w:color="C9C9C9"/>
@@ -970,7 +1065,38 @@
                 <w:color w:val="222222"/>
                 <w:sz w:val="22"/>
               </w:rPr>
-              <w:t>颁发奖品，集体合影</w:t>
+              <w:t>颁发奖品并组织集体合影</w:t>
+            </w:r>
+          </w:p>
+        </w:tc>
+        <w:tc>
+          <w:tcPr>
+            <w:tcW w:type="dxa" w:w="2160"/>
+            <w:tcBorders>
+              <w:top w:val="single" w:sz="6" w:space="0" w:color="C9C9C9"/>
+              <w:bottom w:val="single" w:sz="6" w:space="0" w:color="C9C9C9"/>
+              <w:left w:val="single" w:sz="6" w:space="0" w:color="C9C9C9"/>
+              <w:right w:val="single" w:sz="6" w:space="0" w:color="C9C9C9"/>
+            </w:tcBorders>
+            <w:vAlign w:val="center"/>
+            <w:tcMar>
+              <w:top w:w="80" w:type="dxa"/>
+              <w:bottom w:w="80" w:type="dxa"/>
+              <w:left w:w="120" w:type="dxa"/>
+              <w:right w:w="120" w:type="dxa"/>
+            </w:tcMar>
+          </w:tcPr>
+          <w:p>
+            <w:pPr>
+              <w:spacing w:line="240" w:lineRule="auto" w:before="55" w:after="55"/>
+            </w:pPr>
+            <w:r>
+              <w:rPr>
+                <w:rFonts w:ascii="SimSun" w:hAnsi="SimSun" w:eastAsia="SimSun" w:hint="eastAsia"/>
+                <w:color w:val="222222"/>
+                <w:sz w:val="22"/>
+              </w:rPr>
+              <w:t>提前清点奖品、核对获奖名单，避免错发漏发</w:t>
             </w:r>
           </w:p>
         </w:tc>
@@ -978,7 +1104,7 @@
       <w:tr>
         <w:tc>
           <w:tcPr>
-            <w:tcW w:type="dxa" w:w="2880"/>
+            <w:tcW w:type="dxa" w:w="2160"/>
             <w:tcBorders>
               <w:top w:val="single" w:sz="6" w:space="0" w:color="C9C9C9"/>
               <w:bottom w:val="single" w:sz="6" w:space="0" w:color="C9C9C9"/>
@@ -1009,7 +1135,7 @@
         </w:tc>
         <w:tc>
           <w:tcPr>
-            <w:tcW w:type="dxa" w:w="2880"/>
+            <w:tcW w:type="dxa" w:w="2160"/>
             <w:tcBorders>
               <w:top w:val="single" w:sz="6" w:space="0" w:color="C9C9C9"/>
               <w:bottom w:val="single" w:sz="6" w:space="0" w:color="C9C9C9"/>
@@ -1040,7 +1166,7 @@
         </w:tc>
         <w:tc>
           <w:tcPr>
-            <w:tcW w:type="dxa" w:w="2880"/>
+            <w:tcW w:type="dxa" w:w="2160"/>
             <w:tcBorders>
               <w:top w:val="single" w:sz="6" w:space="0" w:color="C9C9C9"/>
               <w:bottom w:val="single" w:sz="6" w:space="0" w:color="C9C9C9"/>
@@ -1065,7 +1191,38 @@
                 <w:color w:val="222222"/>
                 <w:sz w:val="22"/>
               </w:rPr>
-              <w:t>整理物资，有序离场</w:t>
+              <w:t>整理物资，引导有序离场</w:t>
+            </w:r>
+          </w:p>
+        </w:tc>
+        <w:tc>
+          <w:tcPr>
+            <w:tcW w:type="dxa" w:w="2160"/>
+            <w:tcBorders>
+              <w:top w:val="single" w:sz="6" w:space="0" w:color="C9C9C9"/>
+              <w:bottom w:val="single" w:sz="6" w:space="0" w:color="C9C9C9"/>
+              <w:left w:val="single" w:sz="6" w:space="0" w:color="C9C9C9"/>
+              <w:right w:val="single" w:sz="6" w:space="0" w:color="C9C9C9"/>
+            </w:tcBorders>
+            <w:vAlign w:val="center"/>
+            <w:tcMar>
+              <w:top w:w="80" w:type="dxa"/>
+              <w:bottom w:w="80" w:type="dxa"/>
+              <w:left w:w="120" w:type="dxa"/>
+              <w:right w:w="120" w:type="dxa"/>
+            </w:tcMar>
+          </w:tcPr>
+          <w:p>
+            <w:pPr>
+              <w:spacing w:line="240" w:lineRule="auto" w:before="55" w:after="55"/>
+            </w:pPr>
+            <w:r>
+              <w:rPr>
+                <w:rFonts w:ascii="SimSun" w:hAnsi="SimSun" w:eastAsia="SimSun" w:hint="eastAsia"/>
+                <w:color w:val="222222"/>
+                <w:sz w:val="22"/>
+              </w:rPr>
+              <w:t>安排专人清点回收物资，确认场地无遗留物品</w:t>
             </w:r>
           </w:p>
         </w:tc>
@@ -1099,7 +1256,7 @@
           <w:color w:val="222222"/>
           <w:sz w:val="24"/>
         </w:rPr>
-        <w:t>主线节目：闽南传统博饼（六骰定档），全员参与、气氛最热。</w:t>
+        <w:t>主线节目：以闽南传统博饼（六骰定档）为主，全员参与，营造热烈氛围。</w:t>
       </w:r>
     </w:p>
     <w:p>
@@ -1113,23 +1270,7 @@
           <w:color w:val="222222"/>
           <w:sz w:val="24"/>
         </w:rPr>
-        <w:t>暖场互动：开场前播放中秋音乐</w:t>
-      </w:r>
-      <w:r>
-        <w:rPr>
-          <w:rFonts w:ascii="SimSun" w:hAnsi="SimSun"/>
-          <w:color w:val="222222"/>
-          <w:sz w:val="24"/>
-        </w:rPr>
-        <w:t xml:space="preserve"> / </w:t>
-      </w:r>
-      <w:r>
-        <w:rPr>
-          <w:rFonts w:ascii="SimSun" w:hAnsi="SimSun"/>
-          <w:color w:val="222222"/>
-          <w:sz w:val="24"/>
-        </w:rPr>
-        <w:t>短视频，主持人引导预热。</w:t>
+        <w:t>暖场互动：开场前播放中秋主题音乐或短视频，由主持人引导预热。</w:t>
       </w:r>
     </w:p>
     <w:p>
@@ -1143,7 +1284,7 @@
           <w:color w:val="222222"/>
           <w:sz w:val="24"/>
         </w:rPr>
-        <w:t>轻量穿插：领导致辞、现场抽奖、才艺展示（</w:t>
+        <w:t>轻量穿插：设置领导致辞、现场抽奖、才艺展示等环节（</w:t>
       </w:r>
       <w:r>
         <w:rPr>
@@ -1173,7 +1314,7 @@
           <w:color w:val="222222"/>
           <w:sz w:val="24"/>
         </w:rPr>
-        <w:t>节奏建议：穿插环节总数不超过</w:t>
+        <w:t>节奏建议：穿插环节总数控制在</w:t>
       </w:r>
       <w:r>
         <w:rPr>
@@ -1189,7 +1330,7 @@
           <w:color w:val="222222"/>
           <w:sz w:val="24"/>
         </w:rPr>
-        <w:t>个，避免喧宾夺主。</w:t>
+        <w:t>个以内，避免冲淡主线。</w:t>
       </w:r>
       <w:r/>
     </w:p>
@@ -1249,23 +1390,7 @@
           <w:color w:val="222222"/>
           <w:sz w:val="24"/>
         </w:rPr>
-        <w:t>人）估算，奖品按传统博饼六档奖级</w:t>
-      </w:r>
-      <w:r>
-        <w:rPr>
-          <w:rFonts w:ascii="SimSun" w:hAnsi="SimSun"/>
-          <w:color w:val="222222"/>
-          <w:sz w:val="24"/>
-        </w:rPr>
-        <w:t xml:space="preserve"> + </w:t>
-      </w:r>
-      <w:r>
-        <w:rPr>
-          <w:rFonts w:ascii="SimSun" w:hAnsi="SimSun"/>
-          <w:color w:val="222222"/>
-          <w:sz w:val="24"/>
-        </w:rPr>
-        <w:t>王中王配置；其余为参考区间。</w:t>
+        <w:t>人）估算，奖品按传统博饼六档奖级及王中王配置；其余费用为参考区间。</w:t>
       </w:r>
       <w:r/>
     </w:p>
@@ -4678,23 +4803,7 @@
           <w:color w:val="222222"/>
           <w:sz w:val="24"/>
         </w:rPr>
-        <w:t>宣传留痕：安排专人拍照，活动后发内部推文</w:t>
-      </w:r>
-      <w:r>
-        <w:rPr>
-          <w:rFonts w:ascii="SimSun" w:hAnsi="SimSun"/>
-          <w:color w:val="222222"/>
-          <w:sz w:val="24"/>
-        </w:rPr>
-        <w:t xml:space="preserve"> / </w:t>
-      </w:r>
-      <w:r>
-        <w:rPr>
-          <w:rFonts w:ascii="SimSun" w:hAnsi="SimSun"/>
-          <w:color w:val="222222"/>
-          <w:sz w:val="24"/>
-        </w:rPr>
-        <w:t>战报。</w:t>
+        <w:t>宣传留痕：安排专人摄影，活动后发布内部推文及活动简报。</w:t>
       </w:r>
       <w:r/>
       <w:r/>
